--- a/WFX-AI-ERP-Technical-Documentation.docx
+++ b/WFX-AI-ERP-Technical-Documentation.docx
@@ -341,6 +341,7 @@
         </w:rPr>
       </w:pPr>
       <w:bookmarkStart w:id="0" w:name="_Toc234538915"/>
+      <w:bookmarkStart w:id="1" w:name="_Toc234574794"/>
       <w:r>
         <w:rPr>
           <w:color w:val="auto"/>
@@ -349,6 +350,7 @@
         <w:t>Table of Contents</w:t>
       </w:r>
       <w:bookmarkEnd w:id="0"/>
+      <w:bookmarkEnd w:id="1"/>
     </w:p>
     <w:sdt>
       <w:sdtPr>
@@ -366,8 +368,13 @@
               <w:tab w:val="right" w:leader="dot" w:pos="9016"/>
             </w:tabs>
             <w:rPr>
+              <w:rFonts w:asciiTheme="minorHAnsi" w:eastAsiaTheme="minorEastAsia" w:hAnsiTheme="minorHAnsi" w:cstheme="minorBidi"/>
               <w:noProof/>
               <w:color w:val="auto"/>
+              <w:kern w:val="2"/>
+              <w:sz w:val="24"/>
+              <w:szCs w:val="24"/>
+              <w14:ligatures w14:val="standardContextual"/>
             </w:rPr>
           </w:pPr>
           <w:r>
@@ -396,64 +403,61 @@
               <w:tab w:val="right" w:leader="dot" w:pos="9016"/>
             </w:tabs>
             <w:rPr>
+              <w:rFonts w:asciiTheme="minorHAnsi" w:eastAsiaTheme="minorEastAsia" w:hAnsiTheme="minorHAnsi" w:cstheme="minorBidi"/>
               <w:noProof/>
               <w:color w:val="auto"/>
+              <w:kern w:val="2"/>
+              <w:sz w:val="24"/>
+              <w:szCs w:val="24"/>
+              <w14:ligatures w14:val="standardContextual"/>
             </w:rPr>
           </w:pPr>
-          <w:hyperlink w:anchor="_Toc234538916" w:history="1">
+          <w:hyperlink w:anchor="_Toc234574795" w:history="1">
             <w:r>
               <w:rPr>
                 <w:rStyle w:val="Hyperlink"/>
                 <w:noProof/>
-                <w:color w:val="auto"/>
               </w:rPr>
               <w:t>1.  System Architecture &amp; Data Flows</w:t>
             </w:r>
             <w:r>
               <w:rPr>
                 <w:noProof/>
-                <w:color w:val="auto"/>
               </w:rPr>
               <w:tab/>
             </w:r>
             <w:r>
               <w:rPr>
                 <w:noProof/>
-                <w:color w:val="auto"/>
               </w:rPr>
               <w:fldChar w:fldCharType="begin"/>
             </w:r>
             <w:r>
               <w:rPr>
                 <w:noProof/>
-                <w:color w:val="auto"/>
-              </w:rPr>
-              <w:instrText xml:space="preserve"> PAGEREF _Toc234538916 \h </w:instrText>
-            </w:r>
-            <w:r>
-              <w:rPr>
-                <w:noProof/>
-                <w:color w:val="auto"/>
-              </w:rPr>
-            </w:r>
-            <w:r>
-              <w:rPr>
-                <w:noProof/>
-                <w:color w:val="auto"/>
+              </w:rPr>
+              <w:instrText xml:space="preserve"> PAGEREF _Toc234574795 \h </w:instrText>
+            </w:r>
+            <w:r>
+              <w:rPr>
+                <w:noProof/>
+              </w:rPr>
+            </w:r>
+            <w:r>
+              <w:rPr>
+                <w:noProof/>
               </w:rPr>
               <w:fldChar w:fldCharType="separate"/>
             </w:r>
             <w:r>
               <w:rPr>
                 <w:noProof/>
-                <w:color w:val="auto"/>
-              </w:rPr>
-              <w:t>1</w:t>
-            </w:r>
-            <w:r>
-              <w:rPr>
-                <w:noProof/>
-                <w:color w:val="auto"/>
+              </w:rPr>
+              <w:t>3</w:t>
+            </w:r>
+            <w:r>
+              <w:rPr>
+                <w:noProof/>
               </w:rPr>
               <w:fldChar w:fldCharType="end"/>
             </w:r>
@@ -466,64 +470,61 @@
               <w:tab w:val="right" w:leader="dot" w:pos="9016"/>
             </w:tabs>
             <w:rPr>
+              <w:rFonts w:asciiTheme="minorHAnsi" w:eastAsiaTheme="minorEastAsia" w:hAnsiTheme="minorHAnsi" w:cstheme="minorBidi"/>
               <w:noProof/>
               <w:color w:val="auto"/>
+              <w:kern w:val="2"/>
+              <w:sz w:val="24"/>
+              <w:szCs w:val="24"/>
+              <w14:ligatures w14:val="standardContextual"/>
             </w:rPr>
           </w:pPr>
-          <w:hyperlink w:anchor="_Toc234538917" w:history="1">
+          <w:hyperlink w:anchor="_Toc234574796" w:history="1">
             <w:r>
               <w:rPr>
                 <w:rStyle w:val="Hyperlink"/>
                 <w:noProof/>
-                <w:color w:val="auto"/>
-              </w:rPr>
-              <w:t>1.1  Introduction</w:t>
-            </w:r>
-            <w:r>
-              <w:rPr>
-                <w:noProof/>
-                <w:color w:val="auto"/>
+              </w:rPr>
+              <w:t>1.1 Introduction</w:t>
+            </w:r>
+            <w:r>
+              <w:rPr>
+                <w:noProof/>
               </w:rPr>
               <w:tab/>
             </w:r>
             <w:r>
               <w:rPr>
                 <w:noProof/>
-                <w:color w:val="auto"/>
               </w:rPr>
               <w:fldChar w:fldCharType="begin"/>
             </w:r>
             <w:r>
               <w:rPr>
                 <w:noProof/>
-                <w:color w:val="auto"/>
-              </w:rPr>
-              <w:instrText xml:space="preserve"> PAGEREF _Toc234538917 \h </w:instrText>
-            </w:r>
-            <w:r>
-              <w:rPr>
-                <w:noProof/>
-                <w:color w:val="auto"/>
-              </w:rPr>
-            </w:r>
-            <w:r>
-              <w:rPr>
-                <w:noProof/>
-                <w:color w:val="auto"/>
+              </w:rPr>
+              <w:instrText xml:space="preserve"> PAGEREF _Toc234574796 \h </w:instrText>
+            </w:r>
+            <w:r>
+              <w:rPr>
+                <w:noProof/>
+              </w:rPr>
+            </w:r>
+            <w:r>
+              <w:rPr>
+                <w:noProof/>
               </w:rPr>
               <w:fldChar w:fldCharType="separate"/>
             </w:r>
             <w:r>
               <w:rPr>
                 <w:noProof/>
-                <w:color w:val="auto"/>
-              </w:rPr>
-              <w:t>1</w:t>
-            </w:r>
-            <w:r>
-              <w:rPr>
-                <w:noProof/>
-                <w:color w:val="auto"/>
+              </w:rPr>
+              <w:t>3</w:t>
+            </w:r>
+            <w:r>
+              <w:rPr>
+                <w:noProof/>
               </w:rPr>
               <w:fldChar w:fldCharType="end"/>
             </w:r>
@@ -536,64 +537,61 @@
               <w:tab w:val="right" w:leader="dot" w:pos="9016"/>
             </w:tabs>
             <w:rPr>
+              <w:rFonts w:asciiTheme="minorHAnsi" w:eastAsiaTheme="minorEastAsia" w:hAnsiTheme="minorHAnsi" w:cstheme="minorBidi"/>
               <w:noProof/>
               <w:color w:val="auto"/>
+              <w:kern w:val="2"/>
+              <w:sz w:val="24"/>
+              <w:szCs w:val="24"/>
+              <w14:ligatures w14:val="standardContextual"/>
             </w:rPr>
           </w:pPr>
-          <w:hyperlink w:anchor="_Toc234538918" w:history="1">
+          <w:hyperlink w:anchor="_Toc234574797" w:history="1">
             <w:r>
               <w:rPr>
                 <w:rStyle w:val="Hyperlink"/>
                 <w:noProof/>
-                <w:color w:val="auto"/>
-              </w:rPr>
-              <w:t>1.2  Core Components</w:t>
-            </w:r>
-            <w:r>
-              <w:rPr>
-                <w:noProof/>
-                <w:color w:val="auto"/>
+              </w:rPr>
+              <w:t>1.2 Core Components</w:t>
+            </w:r>
+            <w:r>
+              <w:rPr>
+                <w:noProof/>
               </w:rPr>
               <w:tab/>
             </w:r>
             <w:r>
               <w:rPr>
                 <w:noProof/>
-                <w:color w:val="auto"/>
               </w:rPr>
               <w:fldChar w:fldCharType="begin"/>
             </w:r>
             <w:r>
               <w:rPr>
                 <w:noProof/>
-                <w:color w:val="auto"/>
-              </w:rPr>
-              <w:instrText xml:space="preserve"> PAGEREF _Toc234538918 \h </w:instrText>
-            </w:r>
-            <w:r>
-              <w:rPr>
-                <w:noProof/>
-                <w:color w:val="auto"/>
-              </w:rPr>
-            </w:r>
-            <w:r>
-              <w:rPr>
-                <w:noProof/>
-                <w:color w:val="auto"/>
+              </w:rPr>
+              <w:instrText xml:space="preserve"> PAGEREF _Toc234574797 \h </w:instrText>
+            </w:r>
+            <w:r>
+              <w:rPr>
+                <w:noProof/>
+              </w:rPr>
+            </w:r>
+            <w:r>
+              <w:rPr>
+                <w:noProof/>
               </w:rPr>
               <w:fldChar w:fldCharType="separate"/>
             </w:r>
             <w:r>
               <w:rPr>
                 <w:noProof/>
-                <w:color w:val="auto"/>
-              </w:rPr>
-              <w:t>1</w:t>
-            </w:r>
-            <w:r>
-              <w:rPr>
-                <w:noProof/>
-                <w:color w:val="auto"/>
+              </w:rPr>
+              <w:t>3</w:t>
+            </w:r>
+            <w:r>
+              <w:rPr>
+                <w:noProof/>
               </w:rPr>
               <w:fldChar w:fldCharType="end"/>
             </w:r>
@@ -606,64 +604,61 @@
               <w:tab w:val="right" w:leader="dot" w:pos="9016"/>
             </w:tabs>
             <w:rPr>
+              <w:rFonts w:asciiTheme="minorHAnsi" w:eastAsiaTheme="minorEastAsia" w:hAnsiTheme="minorHAnsi" w:cstheme="minorBidi"/>
               <w:noProof/>
               <w:color w:val="auto"/>
+              <w:kern w:val="2"/>
+              <w:sz w:val="24"/>
+              <w:szCs w:val="24"/>
+              <w14:ligatures w14:val="standardContextual"/>
             </w:rPr>
           </w:pPr>
-          <w:hyperlink w:anchor="_Toc234538919" w:history="1">
+          <w:hyperlink w:anchor="_Toc234574798" w:history="1">
             <w:r>
               <w:rPr>
                 <w:rStyle w:val="Hyperlink"/>
                 <w:noProof/>
-                <w:color w:val="auto"/>
-              </w:rPr>
-              <w:t>1.3  System Data Flows</w:t>
-            </w:r>
-            <w:r>
-              <w:rPr>
-                <w:noProof/>
-                <w:color w:val="auto"/>
+              </w:rPr>
+              <w:t>1.3 System Data Flows</w:t>
+            </w:r>
+            <w:r>
+              <w:rPr>
+                <w:noProof/>
               </w:rPr>
               <w:tab/>
             </w:r>
             <w:r>
               <w:rPr>
                 <w:noProof/>
-                <w:color w:val="auto"/>
               </w:rPr>
               <w:fldChar w:fldCharType="begin"/>
             </w:r>
             <w:r>
               <w:rPr>
                 <w:noProof/>
-                <w:color w:val="auto"/>
-              </w:rPr>
-              <w:instrText xml:space="preserve"> PAGEREF _Toc234538919 \h </w:instrText>
-            </w:r>
-            <w:r>
-              <w:rPr>
-                <w:noProof/>
-                <w:color w:val="auto"/>
-              </w:rPr>
-            </w:r>
-            <w:r>
-              <w:rPr>
-                <w:noProof/>
-                <w:color w:val="auto"/>
+              </w:rPr>
+              <w:instrText xml:space="preserve"> PAGEREF _Toc234574798 \h </w:instrText>
+            </w:r>
+            <w:r>
+              <w:rPr>
+                <w:noProof/>
+              </w:rPr>
+            </w:r>
+            <w:r>
+              <w:rPr>
+                <w:noProof/>
               </w:rPr>
               <w:fldChar w:fldCharType="separate"/>
             </w:r>
             <w:r>
               <w:rPr>
                 <w:noProof/>
-                <w:color w:val="auto"/>
-              </w:rPr>
-              <w:t>1</w:t>
-            </w:r>
-            <w:r>
-              <w:rPr>
-                <w:noProof/>
-                <w:color w:val="auto"/>
+              </w:rPr>
+              <w:t>3</w:t>
+            </w:r>
+            <w:r>
+              <w:rPr>
+                <w:noProof/>
               </w:rPr>
               <w:fldChar w:fldCharType="end"/>
             </w:r>
@@ -676,64 +671,61 @@
               <w:tab w:val="right" w:leader="dot" w:pos="9016"/>
             </w:tabs>
             <w:rPr>
+              <w:rFonts w:asciiTheme="minorHAnsi" w:eastAsiaTheme="minorEastAsia" w:hAnsiTheme="minorHAnsi" w:cstheme="minorBidi"/>
               <w:noProof/>
               <w:color w:val="auto"/>
+              <w:kern w:val="2"/>
+              <w:sz w:val="24"/>
+              <w:szCs w:val="24"/>
+              <w14:ligatures w14:val="standardContextual"/>
             </w:rPr>
           </w:pPr>
-          <w:hyperlink w:anchor="_Toc234538920" w:history="1">
+          <w:hyperlink w:anchor="_Toc234574799" w:history="1">
             <w:r>
               <w:rPr>
                 <w:rStyle w:val="Hyperlink"/>
                 <w:noProof/>
-                <w:color w:val="auto"/>
               </w:rPr>
               <w:t>2.  Cloud Deployment &amp; REST API Specifications</w:t>
             </w:r>
             <w:r>
               <w:rPr>
                 <w:noProof/>
-                <w:color w:val="auto"/>
               </w:rPr>
               <w:tab/>
             </w:r>
             <w:r>
               <w:rPr>
                 <w:noProof/>
-                <w:color w:val="auto"/>
               </w:rPr>
               <w:fldChar w:fldCharType="begin"/>
             </w:r>
             <w:r>
               <w:rPr>
                 <w:noProof/>
-                <w:color w:val="auto"/>
-              </w:rPr>
-              <w:instrText xml:space="preserve"> PAGEREF _Toc234538920 \h </w:instrText>
-            </w:r>
-            <w:r>
-              <w:rPr>
-                <w:noProof/>
-                <w:color w:val="auto"/>
-              </w:rPr>
-            </w:r>
-            <w:r>
-              <w:rPr>
-                <w:noProof/>
-                <w:color w:val="auto"/>
+              </w:rPr>
+              <w:instrText xml:space="preserve"> PAGEREF _Toc234574799 \h </w:instrText>
+            </w:r>
+            <w:r>
+              <w:rPr>
+                <w:noProof/>
+              </w:rPr>
+            </w:r>
+            <w:r>
+              <w:rPr>
+                <w:noProof/>
               </w:rPr>
               <w:fldChar w:fldCharType="separate"/>
             </w:r>
             <w:r>
               <w:rPr>
                 <w:noProof/>
-                <w:color w:val="auto"/>
-              </w:rPr>
-              <w:t>1</w:t>
-            </w:r>
-            <w:r>
-              <w:rPr>
-                <w:noProof/>
-                <w:color w:val="auto"/>
+              </w:rPr>
+              <w:t>4</w:t>
+            </w:r>
+            <w:r>
+              <w:rPr>
+                <w:noProof/>
               </w:rPr>
               <w:fldChar w:fldCharType="end"/>
             </w:r>
@@ -746,64 +738,61 @@
               <w:tab w:val="right" w:leader="dot" w:pos="9016"/>
             </w:tabs>
             <w:rPr>
+              <w:rFonts w:asciiTheme="minorHAnsi" w:eastAsiaTheme="minorEastAsia" w:hAnsiTheme="minorHAnsi" w:cstheme="minorBidi"/>
               <w:noProof/>
               <w:color w:val="auto"/>
+              <w:kern w:val="2"/>
+              <w:sz w:val="24"/>
+              <w:szCs w:val="24"/>
+              <w14:ligatures w14:val="standardContextual"/>
             </w:rPr>
           </w:pPr>
-          <w:hyperlink w:anchor="_Toc234538921" w:history="1">
+          <w:hyperlink w:anchor="_Toc234574800" w:history="1">
             <w:r>
               <w:rPr>
                 <w:rStyle w:val="Hyperlink"/>
                 <w:noProof/>
-                <w:color w:val="auto"/>
-              </w:rPr>
-              <w:t>2.1  Infrastructure Setup</w:t>
-            </w:r>
-            <w:r>
-              <w:rPr>
-                <w:noProof/>
-                <w:color w:val="auto"/>
+              </w:rPr>
+              <w:t>2.1 Infrastructure Setup</w:t>
+            </w:r>
+            <w:r>
+              <w:rPr>
+                <w:noProof/>
               </w:rPr>
               <w:tab/>
             </w:r>
             <w:r>
               <w:rPr>
                 <w:noProof/>
-                <w:color w:val="auto"/>
               </w:rPr>
               <w:fldChar w:fldCharType="begin"/>
             </w:r>
             <w:r>
               <w:rPr>
                 <w:noProof/>
-                <w:color w:val="auto"/>
-              </w:rPr>
-              <w:instrText xml:space="preserve"> PAGEREF _Toc234538921 \h </w:instrText>
-            </w:r>
-            <w:r>
-              <w:rPr>
-                <w:noProof/>
-                <w:color w:val="auto"/>
-              </w:rPr>
-            </w:r>
-            <w:r>
-              <w:rPr>
-                <w:noProof/>
-                <w:color w:val="auto"/>
+              </w:rPr>
+              <w:instrText xml:space="preserve"> PAGEREF _Toc234574800 \h </w:instrText>
+            </w:r>
+            <w:r>
+              <w:rPr>
+                <w:noProof/>
+              </w:rPr>
+            </w:r>
+            <w:r>
+              <w:rPr>
+                <w:noProof/>
               </w:rPr>
               <w:fldChar w:fldCharType="separate"/>
             </w:r>
             <w:r>
               <w:rPr>
                 <w:noProof/>
-                <w:color w:val="auto"/>
-              </w:rPr>
-              <w:t>1</w:t>
-            </w:r>
-            <w:r>
-              <w:rPr>
-                <w:noProof/>
-                <w:color w:val="auto"/>
+              </w:rPr>
+              <w:t>4</w:t>
+            </w:r>
+            <w:r>
+              <w:rPr>
+                <w:noProof/>
               </w:rPr>
               <w:fldChar w:fldCharType="end"/>
             </w:r>
@@ -816,64 +805,61 @@
               <w:tab w:val="right" w:leader="dot" w:pos="9016"/>
             </w:tabs>
             <w:rPr>
+              <w:rFonts w:asciiTheme="minorHAnsi" w:eastAsiaTheme="minorEastAsia" w:hAnsiTheme="minorHAnsi" w:cstheme="minorBidi"/>
               <w:noProof/>
               <w:color w:val="auto"/>
+              <w:kern w:val="2"/>
+              <w:sz w:val="24"/>
+              <w:szCs w:val="24"/>
+              <w14:ligatures w14:val="standardContextual"/>
             </w:rPr>
           </w:pPr>
-          <w:hyperlink w:anchor="_Toc234538922" w:history="1">
+          <w:hyperlink w:anchor="_Toc234574801" w:history="1">
             <w:r>
               <w:rPr>
                 <w:rStyle w:val="Hyperlink"/>
                 <w:noProof/>
-                <w:color w:val="auto"/>
-              </w:rPr>
-              <w:t>2.2  REST API Specifications</w:t>
-            </w:r>
-            <w:r>
-              <w:rPr>
-                <w:noProof/>
-                <w:color w:val="auto"/>
+              </w:rPr>
+              <w:t>2.2 REST API Specifications</w:t>
+            </w:r>
+            <w:r>
+              <w:rPr>
+                <w:noProof/>
               </w:rPr>
               <w:tab/>
             </w:r>
             <w:r>
               <w:rPr>
                 <w:noProof/>
-                <w:color w:val="auto"/>
               </w:rPr>
               <w:fldChar w:fldCharType="begin"/>
             </w:r>
             <w:r>
               <w:rPr>
                 <w:noProof/>
-                <w:color w:val="auto"/>
-              </w:rPr>
-              <w:instrText xml:space="preserve"> PAGEREF _Toc234538922 \h </w:instrText>
-            </w:r>
-            <w:r>
-              <w:rPr>
-                <w:noProof/>
-                <w:color w:val="auto"/>
-              </w:rPr>
-            </w:r>
-            <w:r>
-              <w:rPr>
-                <w:noProof/>
-                <w:color w:val="auto"/>
+              </w:rPr>
+              <w:instrText xml:space="preserve"> PAGEREF _Toc234574801 \h </w:instrText>
+            </w:r>
+            <w:r>
+              <w:rPr>
+                <w:noProof/>
+              </w:rPr>
+            </w:r>
+            <w:r>
+              <w:rPr>
+                <w:noProof/>
               </w:rPr>
               <w:fldChar w:fldCharType="separate"/>
             </w:r>
             <w:r>
               <w:rPr>
                 <w:noProof/>
-                <w:color w:val="auto"/>
-              </w:rPr>
-              <w:t>1</w:t>
-            </w:r>
-            <w:r>
-              <w:rPr>
-                <w:noProof/>
-                <w:color w:val="auto"/>
+              </w:rPr>
+              <w:t>4</w:t>
+            </w:r>
+            <w:r>
+              <w:rPr>
+                <w:noProof/>
               </w:rPr>
               <w:fldChar w:fldCharType="end"/>
             </w:r>
@@ -886,64 +872,61 @@
               <w:tab w:val="right" w:leader="dot" w:pos="9016"/>
             </w:tabs>
             <w:rPr>
+              <w:rFonts w:asciiTheme="minorHAnsi" w:eastAsiaTheme="minorEastAsia" w:hAnsiTheme="minorHAnsi" w:cstheme="minorBidi"/>
               <w:noProof/>
               <w:color w:val="auto"/>
+              <w:kern w:val="2"/>
+              <w:sz w:val="24"/>
+              <w:szCs w:val="24"/>
+              <w14:ligatures w14:val="standardContextual"/>
             </w:rPr>
           </w:pPr>
-          <w:hyperlink w:anchor="_Toc234538923" w:history="1">
+          <w:hyperlink w:anchor="_Toc234574802" w:history="1">
             <w:r>
               <w:rPr>
                 <w:rStyle w:val="Hyperlink"/>
                 <w:noProof/>
-                <w:color w:val="auto"/>
               </w:rPr>
               <w:t>3.  UI References &amp; Future Improvements</w:t>
             </w:r>
             <w:r>
               <w:rPr>
                 <w:noProof/>
-                <w:color w:val="auto"/>
               </w:rPr>
               <w:tab/>
             </w:r>
             <w:r>
               <w:rPr>
                 <w:noProof/>
-                <w:color w:val="auto"/>
               </w:rPr>
               <w:fldChar w:fldCharType="begin"/>
             </w:r>
             <w:r>
               <w:rPr>
                 <w:noProof/>
-                <w:color w:val="auto"/>
-              </w:rPr>
-              <w:instrText xml:space="preserve"> PAGEREF _Toc234538923 \h </w:instrText>
-            </w:r>
-            <w:r>
-              <w:rPr>
-                <w:noProof/>
-                <w:color w:val="auto"/>
-              </w:rPr>
-            </w:r>
-            <w:r>
-              <w:rPr>
-                <w:noProof/>
-                <w:color w:val="auto"/>
+              </w:rPr>
+              <w:instrText xml:space="preserve"> PAGEREF _Toc234574802 \h </w:instrText>
+            </w:r>
+            <w:r>
+              <w:rPr>
+                <w:noProof/>
+              </w:rPr>
+            </w:r>
+            <w:r>
+              <w:rPr>
+                <w:noProof/>
               </w:rPr>
               <w:fldChar w:fldCharType="separate"/>
             </w:r>
             <w:r>
               <w:rPr>
                 <w:noProof/>
-                <w:color w:val="auto"/>
-              </w:rPr>
-              <w:t>1</w:t>
-            </w:r>
-            <w:r>
-              <w:rPr>
-                <w:noProof/>
-                <w:color w:val="auto"/>
+              </w:rPr>
+              <w:t>5</w:t>
+            </w:r>
+            <w:r>
+              <w:rPr>
+                <w:noProof/>
               </w:rPr>
               <w:fldChar w:fldCharType="end"/>
             </w:r>
@@ -956,64 +939,61 @@
               <w:tab w:val="right" w:leader="dot" w:pos="9016"/>
             </w:tabs>
             <w:rPr>
+              <w:rFonts w:asciiTheme="minorHAnsi" w:eastAsiaTheme="minorEastAsia" w:hAnsiTheme="minorHAnsi" w:cstheme="minorBidi"/>
               <w:noProof/>
               <w:color w:val="auto"/>
+              <w:kern w:val="2"/>
+              <w:sz w:val="24"/>
+              <w:szCs w:val="24"/>
+              <w14:ligatures w14:val="standardContextual"/>
             </w:rPr>
           </w:pPr>
-          <w:hyperlink w:anchor="_Toc234538924" w:history="1">
+          <w:hyperlink w:anchor="_Toc234574803" w:history="1">
             <w:r>
               <w:rPr>
                 <w:rStyle w:val="Hyperlink"/>
                 <w:noProof/>
-                <w:color w:val="auto"/>
-              </w:rPr>
-              <w:t>3.1  User Interface Screenshots</w:t>
-            </w:r>
-            <w:r>
-              <w:rPr>
-                <w:noProof/>
-                <w:color w:val="auto"/>
+              </w:rPr>
+              <w:t>3.1 User Interface Screenshots</w:t>
+            </w:r>
+            <w:r>
+              <w:rPr>
+                <w:noProof/>
               </w:rPr>
               <w:tab/>
             </w:r>
             <w:r>
               <w:rPr>
                 <w:noProof/>
-                <w:color w:val="auto"/>
               </w:rPr>
               <w:fldChar w:fldCharType="begin"/>
             </w:r>
             <w:r>
               <w:rPr>
                 <w:noProof/>
-                <w:color w:val="auto"/>
-              </w:rPr>
-              <w:instrText xml:space="preserve"> PAGEREF _Toc234538924 \h </w:instrText>
-            </w:r>
-            <w:r>
-              <w:rPr>
-                <w:noProof/>
-                <w:color w:val="auto"/>
-              </w:rPr>
-            </w:r>
-            <w:r>
-              <w:rPr>
-                <w:noProof/>
-                <w:color w:val="auto"/>
+              </w:rPr>
+              <w:instrText xml:space="preserve"> PAGEREF _Toc234574803 \h </w:instrText>
+            </w:r>
+            <w:r>
+              <w:rPr>
+                <w:noProof/>
+              </w:rPr>
+            </w:r>
+            <w:r>
+              <w:rPr>
+                <w:noProof/>
               </w:rPr>
               <w:fldChar w:fldCharType="separate"/>
             </w:r>
             <w:r>
               <w:rPr>
                 <w:noProof/>
-                <w:color w:val="auto"/>
-              </w:rPr>
-              <w:t>1</w:t>
-            </w:r>
-            <w:r>
-              <w:rPr>
-                <w:noProof/>
-                <w:color w:val="auto"/>
+              </w:rPr>
+              <w:t>5</w:t>
+            </w:r>
+            <w:r>
+              <w:rPr>
+                <w:noProof/>
               </w:rPr>
               <w:fldChar w:fldCharType="end"/>
             </w:r>
@@ -1026,64 +1006,61 @@
               <w:tab w:val="right" w:leader="dot" w:pos="9016"/>
             </w:tabs>
             <w:rPr>
+              <w:rFonts w:asciiTheme="minorHAnsi" w:eastAsiaTheme="minorEastAsia" w:hAnsiTheme="minorHAnsi" w:cstheme="minorBidi"/>
               <w:noProof/>
               <w:color w:val="auto"/>
+              <w:kern w:val="2"/>
+              <w:sz w:val="24"/>
+              <w:szCs w:val="24"/>
+              <w14:ligatures w14:val="standardContextual"/>
             </w:rPr>
           </w:pPr>
-          <w:hyperlink w:anchor="_Toc234538925" w:history="1">
+          <w:hyperlink w:anchor="_Toc234574804" w:history="1">
             <w:r>
               <w:rPr>
                 <w:rStyle w:val="Hyperlink"/>
                 <w:noProof/>
-                <w:color w:val="auto"/>
-              </w:rPr>
-              <w:t>3.2  Future Scaling &amp; Performance Improvements</w:t>
-            </w:r>
-            <w:r>
-              <w:rPr>
-                <w:noProof/>
-                <w:color w:val="auto"/>
+              </w:rPr>
+              <w:t>3.2 Future Scaling &amp; Performance Improvements</w:t>
+            </w:r>
+            <w:r>
+              <w:rPr>
+                <w:noProof/>
               </w:rPr>
               <w:tab/>
             </w:r>
             <w:r>
               <w:rPr>
                 <w:noProof/>
-                <w:color w:val="auto"/>
               </w:rPr>
               <w:fldChar w:fldCharType="begin"/>
             </w:r>
             <w:r>
               <w:rPr>
                 <w:noProof/>
-                <w:color w:val="auto"/>
-              </w:rPr>
-              <w:instrText xml:space="preserve"> PAGEREF _Toc234538925 \h </w:instrText>
-            </w:r>
-            <w:r>
-              <w:rPr>
-                <w:noProof/>
-                <w:color w:val="auto"/>
-              </w:rPr>
-            </w:r>
-            <w:r>
-              <w:rPr>
-                <w:noProof/>
-                <w:color w:val="auto"/>
+              </w:rPr>
+              <w:instrText xml:space="preserve"> PAGEREF _Toc234574804 \h </w:instrText>
+            </w:r>
+            <w:r>
+              <w:rPr>
+                <w:noProof/>
+              </w:rPr>
+            </w:r>
+            <w:r>
+              <w:rPr>
+                <w:noProof/>
               </w:rPr>
               <w:fldChar w:fldCharType="separate"/>
             </w:r>
             <w:r>
               <w:rPr>
                 <w:noProof/>
-                <w:color w:val="auto"/>
-              </w:rPr>
-              <w:t>1</w:t>
-            </w:r>
-            <w:r>
-              <w:rPr>
-                <w:noProof/>
-                <w:color w:val="auto"/>
+              </w:rPr>
+              <w:t>7</w:t>
+            </w:r>
+            <w:r>
+              <w:rPr>
+                <w:noProof/>
               </w:rPr>
               <w:fldChar w:fldCharType="end"/>
             </w:r>
@@ -1112,7 +1089,7 @@
           <w:color w:val="auto"/>
         </w:rPr>
       </w:pPr>
-      <w:bookmarkStart w:id="1" w:name="_Toc234538916"/>
+      <w:bookmarkStart w:id="2" w:name="_Toc234574795"/>
       <w:r>
         <w:rPr>
           <w:color w:val="auto"/>
@@ -1120,7 +1097,7 @@
         <w:lastRenderedPageBreak/>
         <w:t>1.  System Architecture &amp; Data Flows</w:t>
       </w:r>
-      <w:bookmarkEnd w:id="1"/>
+      <w:bookmarkEnd w:id="2"/>
     </w:p>
     <w:p>
       <w:pPr>
@@ -1129,12 +1106,14 @@
           <w:color w:val="auto"/>
         </w:rPr>
       </w:pPr>
+      <w:bookmarkStart w:id="3" w:name="_Toc234574796"/>
       <w:r>
         <w:rPr>
           <w:color w:val="auto"/>
         </w:rPr>
         <w:t>1.1 Introduction</w:t>
       </w:r>
+      <w:bookmarkEnd w:id="3"/>
     </w:p>
     <w:p>
       <w:pPr>
@@ -1158,14 +1137,14 @@
           <w:color w:val="auto"/>
         </w:rPr>
       </w:pPr>
-      <w:bookmarkStart w:id="2" w:name="_Toc234538918"/>
+      <w:bookmarkStart w:id="4" w:name="_Toc234574797"/>
       <w:r>
         <w:rPr>
           <w:color w:val="auto"/>
         </w:rPr>
         <w:t>1.2 Core Components</w:t>
       </w:r>
-      <w:bookmarkEnd w:id="2"/>
+      <w:bookmarkEnd w:id="4"/>
     </w:p>
     <w:tbl>
       <w:tblPr>
@@ -1420,6 +1399,7 @@
                 <w:color w:val="auto"/>
               </w:rPr>
             </w:pPr>
+            <w:proofErr w:type="spellStart"/>
             <w:r>
               <w:rPr>
                 <w:b/>
@@ -1428,39 +1408,68 @@
                 <w:sz w:val="19"/>
                 <w:szCs w:val="19"/>
               </w:rPr>
-              <w:t>Supabase Database Layer</w:t>
-            </w:r>
-          </w:p>
-        </w:tc>
-        <w:tc>
-          <w:tcPr>
-            <w:tcW w:w="6326" w:type="dxa"/>
-            <w:tcBorders>
-              <w:top w:val="single" w:sz="4" w:space="0" w:color="BFBFBF"/>
-              <w:left w:val="single" w:sz="4" w:space="0" w:color="BFBFBF"/>
-              <w:bottom w:val="single" w:sz="4" w:space="0" w:color="BFBFBF"/>
-              <w:right w:val="single" w:sz="4" w:space="0" w:color="BFBFBF"/>
-            </w:tcBorders>
-            <w:tcMar>
-              <w:top w:w="100" w:type="dxa"/>
-              <w:left w:w="120" w:type="dxa"/>
-              <w:bottom w:w="100" w:type="dxa"/>
-              <w:right w:w="120" w:type="dxa"/>
-            </w:tcMar>
-          </w:tcPr>
-          <w:p>
-            <w:pPr>
-              <w:rPr>
-                <w:color w:val="auto"/>
-              </w:rPr>
-            </w:pPr>
-            <w:r>
-              <w:rPr>
+              <w:t>Supabase</w:t>
+            </w:r>
+            <w:proofErr w:type="spellEnd"/>
+            <w:r>
+              <w:rPr>
+                <w:b/>
+                <w:bCs/>
                 <w:color w:val="auto"/>
                 <w:sz w:val="19"/>
                 <w:szCs w:val="19"/>
               </w:rPr>
-              <w:t>Runs PostgreSQL 17.6 database tables configured with the pgvector extension for similarity search operations.</w:t>
+              <w:t xml:space="preserve"> Database Layer</w:t>
+            </w:r>
+          </w:p>
+        </w:tc>
+        <w:tc>
+          <w:tcPr>
+            <w:tcW w:w="6326" w:type="dxa"/>
+            <w:tcBorders>
+              <w:top w:val="single" w:sz="4" w:space="0" w:color="BFBFBF"/>
+              <w:left w:val="single" w:sz="4" w:space="0" w:color="BFBFBF"/>
+              <w:bottom w:val="single" w:sz="4" w:space="0" w:color="BFBFBF"/>
+              <w:right w:val="single" w:sz="4" w:space="0" w:color="BFBFBF"/>
+            </w:tcBorders>
+            <w:tcMar>
+              <w:top w:w="100" w:type="dxa"/>
+              <w:left w:w="120" w:type="dxa"/>
+              <w:bottom w:w="100" w:type="dxa"/>
+              <w:right w:w="120" w:type="dxa"/>
+            </w:tcMar>
+          </w:tcPr>
+          <w:p>
+            <w:pPr>
+              <w:rPr>
+                <w:color w:val="auto"/>
+              </w:rPr>
+            </w:pPr>
+            <w:r>
+              <w:rPr>
+                <w:color w:val="auto"/>
+                <w:sz w:val="19"/>
+                <w:szCs w:val="19"/>
+              </w:rPr>
+              <w:t xml:space="preserve">Runs PostgreSQL 17.6 database tables configured with the </w:t>
+            </w:r>
+            <w:proofErr w:type="spellStart"/>
+            <w:r>
+              <w:rPr>
+                <w:color w:val="auto"/>
+                <w:sz w:val="19"/>
+                <w:szCs w:val="19"/>
+              </w:rPr>
+              <w:t>pgvector</w:t>
+            </w:r>
+            <w:proofErr w:type="spellEnd"/>
+            <w:r>
+              <w:rPr>
+                <w:color w:val="auto"/>
+                <w:sz w:val="19"/>
+                <w:szCs w:val="19"/>
+              </w:rPr>
+              <w:t xml:space="preserve"> extension for similarity search operations.</w:t>
             </w:r>
           </w:p>
         </w:tc>
@@ -1489,6 +1498,7 @@
                 <w:color w:val="auto"/>
               </w:rPr>
             </w:pPr>
+            <w:proofErr w:type="spellStart"/>
             <w:r>
               <w:rPr>
                 <w:b/>
@@ -1497,38 +1507,49 @@
                 <w:sz w:val="19"/>
                 <w:szCs w:val="19"/>
               </w:rPr>
-              <w:t>OpenRouter AI Gateway</w:t>
-            </w:r>
-          </w:p>
-        </w:tc>
-        <w:tc>
-          <w:tcPr>
-            <w:tcW w:w="6326" w:type="dxa"/>
-            <w:tcBorders>
-              <w:top w:val="single" w:sz="4" w:space="0" w:color="BFBFBF"/>
-              <w:left w:val="single" w:sz="4" w:space="0" w:color="BFBFBF"/>
-              <w:bottom w:val="single" w:sz="4" w:space="0" w:color="BFBFBF"/>
-              <w:right w:val="single" w:sz="4" w:space="0" w:color="BFBFBF"/>
-            </w:tcBorders>
-            <w:tcMar>
-              <w:top w:w="100" w:type="dxa"/>
-              <w:left w:w="120" w:type="dxa"/>
-              <w:bottom w:w="100" w:type="dxa"/>
-              <w:right w:w="120" w:type="dxa"/>
-            </w:tcMar>
-          </w:tcPr>
-          <w:p>
-            <w:pPr>
-              <w:rPr>
-                <w:color w:val="auto"/>
-              </w:rPr>
-            </w:pPr>
-            <w:r>
-              <w:rPr>
+              <w:t>OpenRouter</w:t>
+            </w:r>
+            <w:proofErr w:type="spellEnd"/>
+            <w:r>
+              <w:rPr>
+                <w:b/>
+                <w:bCs/>
                 <w:color w:val="auto"/>
                 <w:sz w:val="19"/>
                 <w:szCs w:val="19"/>
               </w:rPr>
+              <w:t xml:space="preserve"> AI Gateway</w:t>
+            </w:r>
+          </w:p>
+        </w:tc>
+        <w:tc>
+          <w:tcPr>
+            <w:tcW w:w="6326" w:type="dxa"/>
+            <w:tcBorders>
+              <w:top w:val="single" w:sz="4" w:space="0" w:color="BFBFBF"/>
+              <w:left w:val="single" w:sz="4" w:space="0" w:color="BFBFBF"/>
+              <w:bottom w:val="single" w:sz="4" w:space="0" w:color="BFBFBF"/>
+              <w:right w:val="single" w:sz="4" w:space="0" w:color="BFBFBF"/>
+            </w:tcBorders>
+            <w:tcMar>
+              <w:top w:w="100" w:type="dxa"/>
+              <w:left w:w="120" w:type="dxa"/>
+              <w:bottom w:w="100" w:type="dxa"/>
+              <w:right w:w="120" w:type="dxa"/>
+            </w:tcMar>
+          </w:tcPr>
+          <w:p>
+            <w:pPr>
+              <w:rPr>
+                <w:color w:val="auto"/>
+              </w:rPr>
+            </w:pPr>
+            <w:r>
+              <w:rPr>
+                <w:color w:val="auto"/>
+                <w:sz w:val="19"/>
+                <w:szCs w:val="19"/>
+              </w:rPr>
               <w:t>Translates natural language questions to PostgreSQL query statements using Meta's Llama 3.1 70B model.</w:t>
             </w:r>
           </w:p>
@@ -1557,6 +1578,7 @@
                 <w:color w:val="auto"/>
               </w:rPr>
             </w:pPr>
+            <w:proofErr w:type="spellStart"/>
             <w:r>
               <w:rPr>
                 <w:b/>
@@ -1565,7 +1587,18 @@
                 <w:sz w:val="19"/>
                 <w:szCs w:val="19"/>
               </w:rPr>
-              <w:t>HuggingFace Inference API</w:t>
+              <w:t>HuggingFace</w:t>
+            </w:r>
+            <w:proofErr w:type="spellEnd"/>
+            <w:r>
+              <w:rPr>
+                <w:b/>
+                <w:bCs/>
+                <w:color w:val="auto"/>
+                <w:sz w:val="19"/>
+                <w:szCs w:val="19"/>
+              </w:rPr>
+              <w:t xml:space="preserve"> Inference API</w:t>
             </w:r>
           </w:p>
         </w:tc>
@@ -1618,14 +1651,14 @@
           <w:color w:val="auto"/>
         </w:rPr>
       </w:pPr>
-      <w:bookmarkStart w:id="3" w:name="_Toc234538919"/>
+      <w:bookmarkStart w:id="5" w:name="_Toc234574798"/>
       <w:r>
         <w:rPr>
           <w:color w:val="auto"/>
         </w:rPr>
         <w:t>1.3 System Data Flows</w:t>
       </w:r>
-      <w:bookmarkEnd w:id="3"/>
+      <w:bookmarkEnd w:id="5"/>
     </w:p>
     <w:p>
       <w:pPr>
@@ -1759,7 +1792,34 @@
           <w:sz w:val="20"/>
           <w:szCs w:val="20"/>
         </w:rPr>
-        <w:t>The backend runs the query on Supabase using the exec_</w:t>
+        <w:t xml:space="preserve">The backend runs the query on </w:t>
+      </w:r>
+      <w:proofErr w:type="spellStart"/>
+      <w:r>
+        <w:rPr>
+          <w:color w:val="auto"/>
+          <w:sz w:val="20"/>
+          <w:szCs w:val="20"/>
+        </w:rPr>
+        <w:t>Supabase</w:t>
+      </w:r>
+      <w:proofErr w:type="spellEnd"/>
+      <w:r>
+        <w:rPr>
+          <w:color w:val="auto"/>
+          <w:sz w:val="20"/>
+          <w:szCs w:val="20"/>
+        </w:rPr>
+        <w:t xml:space="preserve"> using the </w:t>
+      </w:r>
+      <w:proofErr w:type="spellStart"/>
+      <w:r>
+        <w:rPr>
+          <w:color w:val="auto"/>
+          <w:sz w:val="20"/>
+          <w:szCs w:val="20"/>
+        </w:rPr>
+        <w:t>exec_</w:t>
       </w:r>
       <w:proofErr w:type="gramStart"/>
       <w:r>
@@ -1768,7 +1828,16 @@
           <w:sz w:val="20"/>
           <w:szCs w:val="20"/>
         </w:rPr>
-        <w:t>sql(</w:t>
+        <w:t>sql</w:t>
+      </w:r>
+      <w:proofErr w:type="spellEnd"/>
+      <w:r>
+        <w:rPr>
+          <w:color w:val="auto"/>
+          <w:sz w:val="20"/>
+          <w:szCs w:val="20"/>
+        </w:rPr>
+        <w:t>(</w:t>
       </w:r>
       <w:proofErr w:type="gramEnd"/>
       <w:r>
@@ -1875,7 +1944,25 @@
           <w:sz w:val="20"/>
           <w:szCs w:val="20"/>
         </w:rPr>
-        <w:t>Backend routes the input to HuggingFace CLIP to generate a 512-dimensional embedding.</w:t>
+        <w:t xml:space="preserve">Backend routes the input to </w:t>
+      </w:r>
+      <w:proofErr w:type="spellStart"/>
+      <w:r>
+        <w:rPr>
+          <w:color w:val="auto"/>
+          <w:sz w:val="20"/>
+          <w:szCs w:val="20"/>
+        </w:rPr>
+        <w:t>HuggingFace</w:t>
+      </w:r>
+      <w:proofErr w:type="spellEnd"/>
+      <w:r>
+        <w:rPr>
+          <w:color w:val="auto"/>
+          <w:sz w:val="20"/>
+          <w:szCs w:val="20"/>
+        </w:rPr>
+        <w:t xml:space="preserve"> CLIP to generate a 512-dimensional embedding.</w:t>
       </w:r>
     </w:p>
     <w:p>
@@ -1896,7 +1983,34 @@
           <w:sz w:val="20"/>
           <w:szCs w:val="20"/>
         </w:rPr>
-        <w:t>The embedding is sent to Supabase to calculate similarity scores using the match_finished_</w:t>
+        <w:t xml:space="preserve">The embedding is sent to </w:t>
+      </w:r>
+      <w:proofErr w:type="spellStart"/>
+      <w:r>
+        <w:rPr>
+          <w:color w:val="auto"/>
+          <w:sz w:val="20"/>
+          <w:szCs w:val="20"/>
+        </w:rPr>
+        <w:t>Supabase</w:t>
+      </w:r>
+      <w:proofErr w:type="spellEnd"/>
+      <w:r>
+        <w:rPr>
+          <w:color w:val="auto"/>
+          <w:sz w:val="20"/>
+          <w:szCs w:val="20"/>
+        </w:rPr>
+        <w:t xml:space="preserve"> to calculate similarity scores using the </w:t>
+      </w:r>
+      <w:proofErr w:type="spellStart"/>
+      <w:r>
+        <w:rPr>
+          <w:color w:val="auto"/>
+          <w:sz w:val="20"/>
+          <w:szCs w:val="20"/>
+        </w:rPr>
+        <w:t>match_finished_</w:t>
       </w:r>
       <w:proofErr w:type="gramStart"/>
       <w:r>
@@ -1905,7 +2019,16 @@
           <w:sz w:val="20"/>
           <w:szCs w:val="20"/>
         </w:rPr>
-        <w:t>goods(</w:t>
+        <w:t>goods</w:t>
+      </w:r>
+      <w:proofErr w:type="spellEnd"/>
+      <w:r>
+        <w:rPr>
+          <w:color w:val="auto"/>
+          <w:sz w:val="20"/>
+          <w:szCs w:val="20"/>
+        </w:rPr>
+        <w:t>(</w:t>
       </w:r>
       <w:proofErr w:type="gramEnd"/>
       <w:r>
@@ -1941,7 +2064,7 @@
           <w:color w:val="auto"/>
         </w:rPr>
       </w:pPr>
-      <w:bookmarkStart w:id="4" w:name="_Toc234538920"/>
+      <w:bookmarkStart w:id="6" w:name="_Toc234574799"/>
       <w:r>
         <w:rPr>
           <w:color w:val="auto"/>
@@ -1949,7 +2072,7 @@
         <w:lastRenderedPageBreak/>
         <w:t>2.  Cloud Deployment &amp; REST API Specifications</w:t>
       </w:r>
-      <w:bookmarkEnd w:id="4"/>
+      <w:bookmarkEnd w:id="6"/>
     </w:p>
     <w:p>
       <w:pPr>
@@ -1958,14 +2081,14 @@
           <w:color w:val="auto"/>
         </w:rPr>
       </w:pPr>
-      <w:bookmarkStart w:id="5" w:name="_Toc234538921"/>
+      <w:bookmarkStart w:id="7" w:name="_Toc234574800"/>
       <w:r>
         <w:rPr>
           <w:color w:val="auto"/>
         </w:rPr>
         <w:t>2.1 Infrastructure Setup</w:t>
       </w:r>
-      <w:bookmarkEnd w:id="5"/>
+      <w:bookmarkEnd w:id="7"/>
     </w:p>
     <w:tbl>
       <w:tblPr>
@@ -2106,39 +2229,93 @@
                 <w:sz w:val="19"/>
                 <w:szCs w:val="19"/>
               </w:rPr>
-              <w:t>(Supabase)</w:t>
-            </w:r>
-          </w:p>
-        </w:tc>
-        <w:tc>
-          <w:tcPr>
-            <w:tcW w:w="6526" w:type="dxa"/>
-            <w:tcBorders>
-              <w:top w:val="single" w:sz="4" w:space="0" w:color="BFBFBF"/>
-              <w:left w:val="single" w:sz="4" w:space="0" w:color="BFBFBF"/>
-              <w:bottom w:val="single" w:sz="4" w:space="0" w:color="BFBFBF"/>
-              <w:right w:val="single" w:sz="4" w:space="0" w:color="BFBFBF"/>
-            </w:tcBorders>
-            <w:tcMar>
-              <w:top w:w="100" w:type="dxa"/>
-              <w:left w:w="120" w:type="dxa"/>
-              <w:bottom w:w="100" w:type="dxa"/>
-              <w:right w:w="120" w:type="dxa"/>
-            </w:tcMar>
-          </w:tcPr>
-          <w:p>
-            <w:pPr>
-              <w:rPr>
-                <w:color w:val="auto"/>
-              </w:rPr>
-            </w:pPr>
+              <w:t>(</w:t>
+            </w:r>
+            <w:proofErr w:type="spellStart"/>
             <w:r>
               <w:rPr>
                 <w:color w:val="auto"/>
                 <w:sz w:val="19"/>
                 <w:szCs w:val="19"/>
               </w:rPr>
-              <w:t>Enable the pgvector extension. Execute schema.sql to create database tables and RPC functions.</w:t>
+              <w:t>Supabase</w:t>
+            </w:r>
+            <w:proofErr w:type="spellEnd"/>
+            <w:r>
+              <w:rPr>
+                <w:color w:val="auto"/>
+                <w:sz w:val="19"/>
+                <w:szCs w:val="19"/>
+              </w:rPr>
+              <w:t>)</w:t>
+            </w:r>
+          </w:p>
+        </w:tc>
+        <w:tc>
+          <w:tcPr>
+            <w:tcW w:w="6526" w:type="dxa"/>
+            <w:tcBorders>
+              <w:top w:val="single" w:sz="4" w:space="0" w:color="BFBFBF"/>
+              <w:left w:val="single" w:sz="4" w:space="0" w:color="BFBFBF"/>
+              <w:bottom w:val="single" w:sz="4" w:space="0" w:color="BFBFBF"/>
+              <w:right w:val="single" w:sz="4" w:space="0" w:color="BFBFBF"/>
+            </w:tcBorders>
+            <w:tcMar>
+              <w:top w:w="100" w:type="dxa"/>
+              <w:left w:w="120" w:type="dxa"/>
+              <w:bottom w:w="100" w:type="dxa"/>
+              <w:right w:w="120" w:type="dxa"/>
+            </w:tcMar>
+          </w:tcPr>
+          <w:p>
+            <w:pPr>
+              <w:rPr>
+                <w:color w:val="auto"/>
+              </w:rPr>
+            </w:pPr>
+            <w:r>
+              <w:rPr>
+                <w:color w:val="auto"/>
+                <w:sz w:val="19"/>
+                <w:szCs w:val="19"/>
+              </w:rPr>
+              <w:t xml:space="preserve">Enable the </w:t>
+            </w:r>
+            <w:proofErr w:type="spellStart"/>
+            <w:r>
+              <w:rPr>
+                <w:color w:val="auto"/>
+                <w:sz w:val="19"/>
+                <w:szCs w:val="19"/>
+              </w:rPr>
+              <w:t>pgvector</w:t>
+            </w:r>
+            <w:proofErr w:type="spellEnd"/>
+            <w:r>
+              <w:rPr>
+                <w:color w:val="auto"/>
+                <w:sz w:val="19"/>
+                <w:szCs w:val="19"/>
+              </w:rPr>
+              <w:t xml:space="preserve"> extension. Execute </w:t>
+            </w:r>
+            <w:proofErr w:type="spellStart"/>
+            <w:r>
+              <w:rPr>
+                <w:color w:val="auto"/>
+                <w:sz w:val="19"/>
+                <w:szCs w:val="19"/>
+              </w:rPr>
+              <w:t>schema.sql</w:t>
+            </w:r>
+            <w:proofErr w:type="spellEnd"/>
+            <w:r>
+              <w:rPr>
+                <w:color w:val="auto"/>
+                <w:sz w:val="19"/>
+                <w:szCs w:val="19"/>
+              </w:rPr>
+              <w:t xml:space="preserve"> to create database tables and RPC functions.</w:t>
             </w:r>
           </w:p>
         </w:tc>
@@ -2273,7 +2450,25 @@
                 <w:sz w:val="19"/>
                 <w:szCs w:val="19"/>
               </w:rPr>
-              <w:t>(Vercel)</w:t>
+              <w:t>(</w:t>
+            </w:r>
+            <w:proofErr w:type="spellStart"/>
+            <w:r>
+              <w:rPr>
+                <w:color w:val="auto"/>
+                <w:sz w:val="19"/>
+                <w:szCs w:val="19"/>
+              </w:rPr>
+              <w:t>Vercel</w:t>
+            </w:r>
+            <w:proofErr w:type="spellEnd"/>
+            <w:r>
+              <w:rPr>
+                <w:color w:val="auto"/>
+                <w:sz w:val="19"/>
+                <w:szCs w:val="19"/>
+              </w:rPr>
+              <w:t>)</w:t>
             </w:r>
           </w:p>
         </w:tc>
@@ -2326,14 +2521,14 @@
           <w:color w:val="auto"/>
         </w:rPr>
       </w:pPr>
-      <w:bookmarkStart w:id="6" w:name="_Toc234538922"/>
+      <w:bookmarkStart w:id="8" w:name="_Toc234574801"/>
       <w:r>
         <w:rPr>
           <w:color w:val="auto"/>
         </w:rPr>
         <w:t>2.2 REST API Specifications</w:t>
       </w:r>
-      <w:bookmarkEnd w:id="6"/>
+      <w:bookmarkEnd w:id="8"/>
     </w:p>
     <w:tbl>
       <w:tblPr>
@@ -2552,187 +2747,21 @@
                 <w:sz w:val="16"/>
                 <w:szCs w:val="16"/>
               </w:rPr>
-              <w:t>/api/auth/register</w:t>
-            </w:r>
-          </w:p>
-        </w:tc>
-        <w:tc>
-          <w:tcPr>
-            <w:tcW w:w="1986" w:type="dxa"/>
-            <w:tcBorders>
-              <w:top w:val="single" w:sz="4" w:space="0" w:color="BFBFBF"/>
-              <w:left w:val="single" w:sz="4" w:space="0" w:color="BFBFBF"/>
-              <w:bottom w:val="single" w:sz="4" w:space="0" w:color="BFBFBF"/>
-              <w:right w:val="single" w:sz="4" w:space="0" w:color="BFBFBF"/>
-            </w:tcBorders>
-            <w:tcMar>
-              <w:top w:w="100" w:type="dxa"/>
-              <w:left w:w="120" w:type="dxa"/>
-              <w:bottom w:w="100" w:type="dxa"/>
-              <w:right w:w="120" w:type="dxa"/>
-            </w:tcMar>
-          </w:tcPr>
-          <w:p>
-            <w:pPr>
-              <w:rPr>
-                <w:color w:val="auto"/>
-              </w:rPr>
-            </w:pPr>
-            <w:r>
-              <w:rPr>
-                <w:color w:val="auto"/>
-                <w:sz w:val="18"/>
-                <w:szCs w:val="18"/>
-              </w:rPr>
-              <w:t>Registers new system operators.</w:t>
-            </w:r>
-          </w:p>
-        </w:tc>
-        <w:tc>
-          <w:tcPr>
-            <w:tcW w:w="2708" w:type="dxa"/>
-            <w:tcBorders>
-              <w:top w:val="single" w:sz="4" w:space="0" w:color="BFBFBF"/>
-              <w:left w:val="single" w:sz="4" w:space="0" w:color="BFBFBF"/>
-              <w:bottom w:val="single" w:sz="4" w:space="0" w:color="BFBFBF"/>
-              <w:right w:val="single" w:sz="4" w:space="0" w:color="BFBFBF"/>
-            </w:tcBorders>
-            <w:tcMar>
-              <w:top w:w="100" w:type="dxa"/>
-              <w:left w:w="120" w:type="dxa"/>
-              <w:bottom w:w="100" w:type="dxa"/>
-              <w:right w:w="120" w:type="dxa"/>
-            </w:tcMar>
-          </w:tcPr>
-          <w:p>
-            <w:pPr>
-              <w:spacing w:after="40"/>
-              <w:rPr>
-                <w:color w:val="auto"/>
-              </w:rPr>
-            </w:pPr>
-            <w:r>
-              <w:rPr>
-                <w:rFonts w:eastAsia="Courier New"/>
-                <w:color w:val="auto"/>
-                <w:sz w:val="18"/>
-                <w:szCs w:val="18"/>
-              </w:rPr>
-              <w:t>{"email": "user@company.com",</w:t>
-            </w:r>
-          </w:p>
-          <w:p>
-            <w:pPr>
-              <w:rPr>
-                <w:color w:val="auto"/>
-              </w:rPr>
-            </w:pPr>
-            <w:r>
-              <w:rPr>
-                <w:rFonts w:eastAsia="Courier New"/>
-                <w:color w:val="auto"/>
-                <w:sz w:val="18"/>
-                <w:szCs w:val="18"/>
-              </w:rPr>
-              <w:t xml:space="preserve"> "password": "..."}</w:t>
-            </w:r>
-          </w:p>
-        </w:tc>
-        <w:tc>
-          <w:tcPr>
-            <w:tcW w:w="2707" w:type="dxa"/>
-            <w:tcBorders>
-              <w:top w:val="single" w:sz="4" w:space="0" w:color="BFBFBF"/>
-              <w:left w:val="single" w:sz="4" w:space="0" w:color="BFBFBF"/>
-              <w:bottom w:val="single" w:sz="4" w:space="0" w:color="BFBFBF"/>
-              <w:right w:val="single" w:sz="4" w:space="0" w:color="BFBFBF"/>
-            </w:tcBorders>
-            <w:tcMar>
-              <w:top w:w="100" w:type="dxa"/>
-              <w:left w:w="120" w:type="dxa"/>
-              <w:bottom w:w="100" w:type="dxa"/>
-              <w:right w:w="120" w:type="dxa"/>
-            </w:tcMar>
-          </w:tcPr>
-          <w:p>
-            <w:pPr>
-              <w:spacing w:after="40"/>
-              <w:rPr>
-                <w:color w:val="auto"/>
-              </w:rPr>
-            </w:pPr>
-            <w:r>
-              <w:rPr>
-                <w:rFonts w:eastAsia="Courier New"/>
-                <w:color w:val="auto"/>
-                <w:sz w:val="18"/>
-                <w:szCs w:val="18"/>
-              </w:rPr>
-              <w:t>{"token": "JWT",</w:t>
-            </w:r>
-          </w:p>
-          <w:p>
-            <w:pPr>
-              <w:rPr>
-                <w:color w:val="auto"/>
-              </w:rPr>
-            </w:pPr>
-            <w:r>
-              <w:rPr>
-                <w:rFonts w:eastAsia="Courier New"/>
-                <w:color w:val="auto"/>
-                <w:sz w:val="18"/>
-                <w:szCs w:val="18"/>
-              </w:rPr>
-              <w:t xml:space="preserve"> "user": {"email": "..."}}</w:t>
-            </w:r>
-          </w:p>
-        </w:tc>
-      </w:tr>
-      <w:tr>
-        <w:tc>
-          <w:tcPr>
-            <w:tcW w:w="1625" w:type="dxa"/>
-            <w:tcBorders>
-              <w:top w:val="single" w:sz="4" w:space="0" w:color="BFBFBF"/>
-              <w:left w:val="single" w:sz="4" w:space="0" w:color="BFBFBF"/>
-              <w:bottom w:val="single" w:sz="4" w:space="0" w:color="BFBFBF"/>
-              <w:right w:val="single" w:sz="4" w:space="0" w:color="BFBFBF"/>
-            </w:tcBorders>
-            <w:shd w:val="clear" w:color="auto" w:fill="F2F2F2"/>
-            <w:tcMar>
-              <w:top w:w="100" w:type="dxa"/>
-              <w:left w:w="120" w:type="dxa"/>
-              <w:bottom w:w="100" w:type="dxa"/>
-              <w:right w:w="120" w:type="dxa"/>
-            </w:tcMar>
-          </w:tcPr>
-          <w:p>
-            <w:pPr>
-              <w:shd w:val="clear" w:color="auto" w:fill="E8EEFD"/>
-              <w:spacing w:after="40"/>
-              <w:rPr>
-                <w:color w:val="auto"/>
-              </w:rPr>
-            </w:pPr>
+              <w:t>/</w:t>
+            </w:r>
+            <w:proofErr w:type="spellStart"/>
             <w:r>
               <w:rPr>
                 <w:rFonts w:eastAsia="Courier New"/>
                 <w:b/>
                 <w:bCs/>
                 <w:color w:val="auto"/>
-                <w:sz w:val="15"/>
-                <w:szCs w:val="15"/>
-              </w:rPr>
-              <w:t xml:space="preserve"> POST </w:t>
-            </w:r>
-          </w:p>
-          <w:p>
-            <w:pPr>
-              <w:rPr>
-                <w:color w:val="auto"/>
-              </w:rPr>
-            </w:pPr>
+                <w:sz w:val="16"/>
+                <w:szCs w:val="16"/>
+              </w:rPr>
+              <w:t>api</w:t>
+            </w:r>
+            <w:proofErr w:type="spellEnd"/>
             <w:r>
               <w:rPr>
                 <w:rFonts w:eastAsia="Courier New"/>
@@ -2742,7 +2771,7 @@
                 <w:sz w:val="16"/>
                 <w:szCs w:val="16"/>
               </w:rPr>
-              <w:t>/api/auth/login</w:t>
+              <w:t>/auth/register</w:t>
             </w:r>
           </w:p>
         </w:tc>
@@ -2774,7 +2803,7 @@
                 <w:sz w:val="18"/>
                 <w:szCs w:val="18"/>
               </w:rPr>
-              <w:t>Validates credentials and returns JWT session keys.</w:t>
+              <w:t>Registers new system operators.</w:t>
             </w:r>
           </w:p>
         </w:tc>
@@ -2889,16 +2918,17 @@
               <w:bottom w:val="single" w:sz="4" w:space="0" w:color="BFBFBF"/>
               <w:right w:val="single" w:sz="4" w:space="0" w:color="BFBFBF"/>
             </w:tcBorders>
-            <w:tcMar>
-              <w:top w:w="100" w:type="dxa"/>
-              <w:left w:w="120" w:type="dxa"/>
-              <w:bottom w:w="100" w:type="dxa"/>
-              <w:right w:w="120" w:type="dxa"/>
-            </w:tcMar>
-          </w:tcPr>
-          <w:p>
-            <w:pPr>
-              <w:shd w:val="clear" w:color="auto" w:fill="E6F6EC"/>
+            <w:shd w:val="clear" w:color="auto" w:fill="F2F2F2"/>
+            <w:tcMar>
+              <w:top w:w="100" w:type="dxa"/>
+              <w:left w:w="120" w:type="dxa"/>
+              <w:bottom w:w="100" w:type="dxa"/>
+              <w:right w:w="120" w:type="dxa"/>
+            </w:tcMar>
+          </w:tcPr>
+          <w:p>
+            <w:pPr>
+              <w:shd w:val="clear" w:color="auto" w:fill="E8EEFD"/>
               <w:spacing w:after="40"/>
               <w:rPr>
                 <w:color w:val="auto"/>
@@ -2913,7 +2943,7 @@
                 <w:sz w:val="15"/>
                 <w:szCs w:val="15"/>
               </w:rPr>
-              <w:t xml:space="preserve"> GET </w:t>
+              <w:t xml:space="preserve"> POST </w:t>
             </w:r>
           </w:p>
           <w:p>
@@ -2931,170 +2961,21 @@
                 <w:sz w:val="16"/>
                 <w:szCs w:val="16"/>
               </w:rPr>
-              <w:t>/api/dashboard/stats</w:t>
-            </w:r>
-          </w:p>
-        </w:tc>
-        <w:tc>
-          <w:tcPr>
-            <w:tcW w:w="1986" w:type="dxa"/>
-            <w:tcBorders>
-              <w:top w:val="single" w:sz="4" w:space="0" w:color="BFBFBF"/>
-              <w:left w:val="single" w:sz="4" w:space="0" w:color="BFBFBF"/>
-              <w:bottom w:val="single" w:sz="4" w:space="0" w:color="BFBFBF"/>
-              <w:right w:val="single" w:sz="4" w:space="0" w:color="BFBFBF"/>
-            </w:tcBorders>
-            <w:tcMar>
-              <w:top w:w="100" w:type="dxa"/>
-              <w:left w:w="120" w:type="dxa"/>
-              <w:bottom w:w="100" w:type="dxa"/>
-              <w:right w:w="120" w:type="dxa"/>
-            </w:tcMar>
-          </w:tcPr>
-          <w:p>
-            <w:pPr>
-              <w:rPr>
-                <w:color w:val="auto"/>
-              </w:rPr>
-            </w:pPr>
-            <w:r>
-              <w:rPr>
-                <w:color w:val="auto"/>
-                <w:sz w:val="18"/>
-                <w:szCs w:val="18"/>
-              </w:rPr>
-              <w:t>Fetches KPI counts and monthly chart metrics.</w:t>
-            </w:r>
-          </w:p>
-        </w:tc>
-        <w:tc>
-          <w:tcPr>
-            <w:tcW w:w="2708" w:type="dxa"/>
-            <w:tcBorders>
-              <w:top w:val="single" w:sz="4" w:space="0" w:color="BFBFBF"/>
-              <w:left w:val="single" w:sz="4" w:space="0" w:color="BFBFBF"/>
-              <w:bottom w:val="single" w:sz="4" w:space="0" w:color="BFBFBF"/>
-              <w:right w:val="single" w:sz="4" w:space="0" w:color="BFBFBF"/>
-            </w:tcBorders>
-            <w:tcMar>
-              <w:top w:w="100" w:type="dxa"/>
-              <w:left w:w="120" w:type="dxa"/>
-              <w:bottom w:w="100" w:type="dxa"/>
-              <w:right w:w="120" w:type="dxa"/>
-            </w:tcMar>
-          </w:tcPr>
-          <w:p>
-            <w:pPr>
-              <w:rPr>
-                <w:color w:val="auto"/>
-              </w:rPr>
-            </w:pPr>
-            <w:r>
-              <w:rPr>
-                <w:rFonts w:eastAsia="Courier New"/>
-                <w:color w:val="auto"/>
-                <w:sz w:val="18"/>
-                <w:szCs w:val="18"/>
-              </w:rPr>
-              <w:t>None (Auth Header required)</w:t>
-            </w:r>
-          </w:p>
-        </w:tc>
-        <w:tc>
-          <w:tcPr>
-            <w:tcW w:w="2707" w:type="dxa"/>
-            <w:tcBorders>
-              <w:top w:val="single" w:sz="4" w:space="0" w:color="BFBFBF"/>
-              <w:left w:val="single" w:sz="4" w:space="0" w:color="BFBFBF"/>
-              <w:bottom w:val="single" w:sz="4" w:space="0" w:color="BFBFBF"/>
-              <w:right w:val="single" w:sz="4" w:space="0" w:color="BFBFBF"/>
-            </w:tcBorders>
-            <w:tcMar>
-              <w:top w:w="100" w:type="dxa"/>
-              <w:left w:w="120" w:type="dxa"/>
-              <w:bottom w:w="100" w:type="dxa"/>
-              <w:right w:w="120" w:type="dxa"/>
-            </w:tcMar>
-          </w:tcPr>
-          <w:p>
-            <w:pPr>
-              <w:spacing w:after="40"/>
-              <w:rPr>
-                <w:color w:val="auto"/>
-              </w:rPr>
-            </w:pPr>
-            <w:r>
-              <w:rPr>
-                <w:rFonts w:eastAsia="Courier New"/>
-                <w:color w:val="auto"/>
-                <w:sz w:val="18"/>
-                <w:szCs w:val="18"/>
-              </w:rPr>
-              <w:t>{"summary": {...},</w:t>
-            </w:r>
-          </w:p>
-          <w:p>
-            <w:pPr>
-              <w:rPr>
-                <w:color w:val="auto"/>
-              </w:rPr>
-            </w:pPr>
-            <w:r>
-              <w:rPr>
-                <w:rFonts w:eastAsia="Courier New"/>
-                <w:color w:val="auto"/>
-                <w:sz w:val="18"/>
-                <w:szCs w:val="18"/>
-              </w:rPr>
-              <w:t xml:space="preserve"> "charts": {...}}</w:t>
-            </w:r>
-          </w:p>
-        </w:tc>
-      </w:tr>
-      <w:tr>
-        <w:tc>
-          <w:tcPr>
-            <w:tcW w:w="1625" w:type="dxa"/>
-            <w:tcBorders>
-              <w:top w:val="single" w:sz="4" w:space="0" w:color="BFBFBF"/>
-              <w:left w:val="single" w:sz="4" w:space="0" w:color="BFBFBF"/>
-              <w:bottom w:val="single" w:sz="4" w:space="0" w:color="BFBFBF"/>
-              <w:right w:val="single" w:sz="4" w:space="0" w:color="BFBFBF"/>
-            </w:tcBorders>
-            <w:shd w:val="clear" w:color="auto" w:fill="F2F2F2"/>
-            <w:tcMar>
-              <w:top w:w="100" w:type="dxa"/>
-              <w:left w:w="120" w:type="dxa"/>
-              <w:bottom w:w="100" w:type="dxa"/>
-              <w:right w:w="120" w:type="dxa"/>
-            </w:tcMar>
-          </w:tcPr>
-          <w:p>
-            <w:pPr>
-              <w:shd w:val="clear" w:color="auto" w:fill="E6F6EC"/>
-              <w:spacing w:after="40"/>
-              <w:rPr>
-                <w:color w:val="auto"/>
-              </w:rPr>
-            </w:pPr>
+              <w:t>/</w:t>
+            </w:r>
+            <w:proofErr w:type="spellStart"/>
             <w:r>
               <w:rPr>
                 <w:rFonts w:eastAsia="Courier New"/>
                 <w:b/>
                 <w:bCs/>
                 <w:color w:val="auto"/>
-                <w:sz w:val="15"/>
-                <w:szCs w:val="15"/>
-              </w:rPr>
-              <w:t xml:space="preserve"> GET </w:t>
-            </w:r>
-          </w:p>
-          <w:p>
-            <w:pPr>
-              <w:rPr>
-                <w:color w:val="auto"/>
-              </w:rPr>
-            </w:pPr>
+                <w:sz w:val="16"/>
+                <w:szCs w:val="16"/>
+              </w:rPr>
+              <w:t>api</w:t>
+            </w:r>
+            <w:proofErr w:type="spellEnd"/>
             <w:r>
               <w:rPr>
                 <w:rFonts w:eastAsia="Courier New"/>
@@ -3104,7 +2985,7 @@
                 <w:sz w:val="16"/>
                 <w:szCs w:val="16"/>
               </w:rPr>
-              <w:t>/api/products</w:t>
+              <w:t>/auth/login</w:t>
             </w:r>
           </w:p>
         </w:tc>
@@ -3136,7 +3017,7 @@
                 <w:sz w:val="18"/>
                 <w:szCs w:val="18"/>
               </w:rPr>
-              <w:t>Returns catalog finished goods details (paginated, sorted).</w:t>
+              <w:t>Validates credentials and returns JWT session keys.</w:t>
             </w:r>
           </w:p>
         </w:tc>
@@ -3170,12 +3051,11 @@
                 <w:sz w:val="18"/>
                 <w:szCs w:val="18"/>
               </w:rPr>
-              <w:t>Query Parameters:</w:t>
-            </w:r>
-          </w:p>
-          <w:p>
-            <w:pPr>
-              <w:spacing w:after="40"/>
+              <w:t>{"email": "user@company.com",</w:t>
+            </w:r>
+          </w:p>
+          <w:p>
+            <w:pPr>
               <w:rPr>
                 <w:color w:val="auto"/>
               </w:rPr>
@@ -3187,11 +3067,29 @@
                 <w:sz w:val="18"/>
                 <w:szCs w:val="18"/>
               </w:rPr>
-              <w:t>page, limit, sort_by,</w:t>
-            </w:r>
-          </w:p>
-          <w:p>
-            <w:pPr>
+              <w:t xml:space="preserve"> "password": "..."}</w:t>
+            </w:r>
+          </w:p>
+        </w:tc>
+        <w:tc>
+          <w:tcPr>
+            <w:tcW w:w="2707" w:type="dxa"/>
+            <w:tcBorders>
+              <w:top w:val="single" w:sz="4" w:space="0" w:color="BFBFBF"/>
+              <w:left w:val="single" w:sz="4" w:space="0" w:color="BFBFBF"/>
+              <w:bottom w:val="single" w:sz="4" w:space="0" w:color="BFBFBF"/>
+              <w:right w:val="single" w:sz="4" w:space="0" w:color="BFBFBF"/>
+            </w:tcBorders>
+            <w:tcMar>
+              <w:top w:w="100" w:type="dxa"/>
+              <w:left w:w="120" w:type="dxa"/>
+              <w:bottom w:w="100" w:type="dxa"/>
+              <w:right w:w="120" w:type="dxa"/>
+            </w:tcMar>
+          </w:tcPr>
+          <w:p>
+            <w:pPr>
+              <w:spacing w:after="40"/>
               <w:rPr>
                 <w:color w:val="auto"/>
               </w:rPr>
@@ -3203,29 +3101,11 @@
                 <w:sz w:val="18"/>
                 <w:szCs w:val="18"/>
               </w:rPr>
-              <w:t>category</w:t>
-            </w:r>
-          </w:p>
-        </w:tc>
-        <w:tc>
-          <w:tcPr>
-            <w:tcW w:w="2707" w:type="dxa"/>
-            <w:tcBorders>
-              <w:top w:val="single" w:sz="4" w:space="0" w:color="BFBFBF"/>
-              <w:left w:val="single" w:sz="4" w:space="0" w:color="BFBFBF"/>
-              <w:bottom w:val="single" w:sz="4" w:space="0" w:color="BFBFBF"/>
-              <w:right w:val="single" w:sz="4" w:space="0" w:color="BFBFBF"/>
-            </w:tcBorders>
-            <w:tcMar>
-              <w:top w:w="100" w:type="dxa"/>
-              <w:left w:w="120" w:type="dxa"/>
-              <w:bottom w:w="100" w:type="dxa"/>
-              <w:right w:w="120" w:type="dxa"/>
-            </w:tcMar>
-          </w:tcPr>
-          <w:p>
-            <w:pPr>
-              <w:spacing w:after="40"/>
+              <w:t>{"token": "JWT",</w:t>
+            </w:r>
+          </w:p>
+          <w:p>
+            <w:pPr>
               <w:rPr>
                 <w:color w:val="auto"/>
               </w:rPr>
@@ -3237,23 +3117,7 @@
                 <w:sz w:val="18"/>
                 <w:szCs w:val="18"/>
               </w:rPr>
-              <w:t>{"products": [...],</w:t>
-            </w:r>
-          </w:p>
-          <w:p>
-            <w:pPr>
-              <w:rPr>
-                <w:color w:val="auto"/>
-              </w:rPr>
-            </w:pPr>
-            <w:r>
-              <w:rPr>
-                <w:rFonts w:eastAsia="Courier New"/>
-                <w:color w:val="auto"/>
-                <w:sz w:val="18"/>
-                <w:szCs w:val="18"/>
-              </w:rPr>
-              <w:t xml:space="preserve"> "pagination": {...}}</w:t>
+              <w:t xml:space="preserve"> "user": {"email": "..."}}</w:t>
             </w:r>
           </w:p>
         </w:tc>
@@ -3310,170 +3174,21 @@
                 <w:sz w:val="16"/>
                 <w:szCs w:val="16"/>
               </w:rPr>
-              <w:t>/api/products/filters</w:t>
-            </w:r>
-          </w:p>
-        </w:tc>
-        <w:tc>
-          <w:tcPr>
-            <w:tcW w:w="1986" w:type="dxa"/>
-            <w:tcBorders>
-              <w:top w:val="single" w:sz="4" w:space="0" w:color="BFBFBF"/>
-              <w:left w:val="single" w:sz="4" w:space="0" w:color="BFBFBF"/>
-              <w:bottom w:val="single" w:sz="4" w:space="0" w:color="BFBFBF"/>
-              <w:right w:val="single" w:sz="4" w:space="0" w:color="BFBFBF"/>
-            </w:tcBorders>
-            <w:tcMar>
-              <w:top w:w="100" w:type="dxa"/>
-              <w:left w:w="120" w:type="dxa"/>
-              <w:bottom w:w="100" w:type="dxa"/>
-              <w:right w:w="120" w:type="dxa"/>
-            </w:tcMar>
-          </w:tcPr>
-          <w:p>
-            <w:pPr>
-              <w:rPr>
-                <w:color w:val="auto"/>
-              </w:rPr>
-            </w:pPr>
-            <w:r>
-              <w:rPr>
-                <w:color w:val="auto"/>
-                <w:sz w:val="18"/>
-                <w:szCs w:val="18"/>
-              </w:rPr>
-              <w:t>Returns unique options to populate dropdown selectors.</w:t>
-            </w:r>
-          </w:p>
-        </w:tc>
-        <w:tc>
-          <w:tcPr>
-            <w:tcW w:w="2708" w:type="dxa"/>
-            <w:tcBorders>
-              <w:top w:val="single" w:sz="4" w:space="0" w:color="BFBFBF"/>
-              <w:left w:val="single" w:sz="4" w:space="0" w:color="BFBFBF"/>
-              <w:bottom w:val="single" w:sz="4" w:space="0" w:color="BFBFBF"/>
-              <w:right w:val="single" w:sz="4" w:space="0" w:color="BFBFBF"/>
-            </w:tcBorders>
-            <w:tcMar>
-              <w:top w:w="100" w:type="dxa"/>
-              <w:left w:w="120" w:type="dxa"/>
-              <w:bottom w:w="100" w:type="dxa"/>
-              <w:right w:w="120" w:type="dxa"/>
-            </w:tcMar>
-          </w:tcPr>
-          <w:p>
-            <w:pPr>
-              <w:rPr>
-                <w:color w:val="auto"/>
-              </w:rPr>
-            </w:pPr>
-            <w:r>
-              <w:rPr>
-                <w:rFonts w:eastAsia="Courier New"/>
-                <w:color w:val="auto"/>
-                <w:sz w:val="18"/>
-                <w:szCs w:val="18"/>
-              </w:rPr>
-              <w:t>None (Auth Header required)</w:t>
-            </w:r>
-          </w:p>
-        </w:tc>
-        <w:tc>
-          <w:tcPr>
-            <w:tcW w:w="2707" w:type="dxa"/>
-            <w:tcBorders>
-              <w:top w:val="single" w:sz="4" w:space="0" w:color="BFBFBF"/>
-              <w:left w:val="single" w:sz="4" w:space="0" w:color="BFBFBF"/>
-              <w:bottom w:val="single" w:sz="4" w:space="0" w:color="BFBFBF"/>
-              <w:right w:val="single" w:sz="4" w:space="0" w:color="BFBFBF"/>
-            </w:tcBorders>
-            <w:tcMar>
-              <w:top w:w="100" w:type="dxa"/>
-              <w:left w:w="120" w:type="dxa"/>
-              <w:bottom w:w="100" w:type="dxa"/>
-              <w:right w:w="120" w:type="dxa"/>
-            </w:tcMar>
-          </w:tcPr>
-          <w:p>
-            <w:pPr>
-              <w:spacing w:after="40"/>
-              <w:rPr>
-                <w:color w:val="auto"/>
-              </w:rPr>
-            </w:pPr>
-            <w:r>
-              <w:rPr>
-                <w:rFonts w:eastAsia="Courier New"/>
-                <w:color w:val="auto"/>
-                <w:sz w:val="18"/>
-                <w:szCs w:val="18"/>
-              </w:rPr>
-              <w:t>{"categories": [...],</w:t>
-            </w:r>
-          </w:p>
-          <w:p>
-            <w:pPr>
-              <w:rPr>
-                <w:color w:val="auto"/>
-              </w:rPr>
-            </w:pPr>
-            <w:r>
-              <w:rPr>
-                <w:rFonts w:eastAsia="Courier New"/>
-                <w:color w:val="auto"/>
-                <w:sz w:val="18"/>
-                <w:szCs w:val="18"/>
-              </w:rPr>
-              <w:t xml:space="preserve"> "fabrics": [...]}</w:t>
-            </w:r>
-          </w:p>
-        </w:tc>
-      </w:tr>
-      <w:tr>
-        <w:tc>
-          <w:tcPr>
-            <w:tcW w:w="1625" w:type="dxa"/>
-            <w:tcBorders>
-              <w:top w:val="single" w:sz="4" w:space="0" w:color="BFBFBF"/>
-              <w:left w:val="single" w:sz="4" w:space="0" w:color="BFBFBF"/>
-              <w:bottom w:val="single" w:sz="4" w:space="0" w:color="BFBFBF"/>
-              <w:right w:val="single" w:sz="4" w:space="0" w:color="BFBFBF"/>
-            </w:tcBorders>
-            <w:shd w:val="clear" w:color="auto" w:fill="F2F2F2"/>
-            <w:tcMar>
-              <w:top w:w="100" w:type="dxa"/>
-              <w:left w:w="120" w:type="dxa"/>
-              <w:bottom w:w="100" w:type="dxa"/>
-              <w:right w:w="120" w:type="dxa"/>
-            </w:tcMar>
-          </w:tcPr>
-          <w:p>
-            <w:pPr>
-              <w:shd w:val="clear" w:color="auto" w:fill="E8EEFD"/>
-              <w:spacing w:after="40"/>
-              <w:rPr>
-                <w:color w:val="auto"/>
-              </w:rPr>
-            </w:pPr>
+              <w:t>/</w:t>
+            </w:r>
+            <w:proofErr w:type="spellStart"/>
             <w:r>
               <w:rPr>
                 <w:rFonts w:eastAsia="Courier New"/>
                 <w:b/>
                 <w:bCs/>
                 <w:color w:val="auto"/>
-                <w:sz w:val="15"/>
-                <w:szCs w:val="15"/>
-              </w:rPr>
-              <w:t xml:space="preserve"> POST </w:t>
-            </w:r>
-          </w:p>
-          <w:p>
-            <w:pPr>
-              <w:rPr>
-                <w:color w:val="auto"/>
-              </w:rPr>
-            </w:pPr>
+                <w:sz w:val="16"/>
+                <w:szCs w:val="16"/>
+              </w:rPr>
+              <w:t>api</w:t>
+            </w:r>
+            <w:proofErr w:type="spellEnd"/>
             <w:r>
               <w:rPr>
                 <w:rFonts w:eastAsia="Courier New"/>
@@ -3483,7 +3198,7 @@
                 <w:sz w:val="16"/>
                 <w:szCs w:val="16"/>
               </w:rPr>
-              <w:t>/api/search/text</w:t>
+              <w:t>/dashboard/stats</w:t>
             </w:r>
           </w:p>
         </w:tc>
@@ -3515,7 +3230,7 @@
                 <w:sz w:val="18"/>
                 <w:szCs w:val="18"/>
               </w:rPr>
-              <w:t>Performs semantic searches using text inputs.</w:t>
+              <w:t>Fetches KPI counts and monthly chart metrics.</w:t>
             </w:r>
           </w:p>
         </w:tc>
@@ -3537,7 +3252,6 @@
           </w:tcPr>
           <w:p>
             <w:pPr>
-              <w:spacing w:after="40"/>
               <w:rPr>
                 <w:color w:val="auto"/>
               </w:rPr>
@@ -3549,9 +3263,26 @@
                 <w:sz w:val="18"/>
                 <w:szCs w:val="18"/>
               </w:rPr>
-              <w:t>{"text": "denim jacket",</w:t>
-            </w:r>
-          </w:p>
+              <w:t>None (Auth Header required)</w:t>
+            </w:r>
+          </w:p>
+        </w:tc>
+        <w:tc>
+          <w:tcPr>
+            <w:tcW w:w="2707" w:type="dxa"/>
+            <w:tcBorders>
+              <w:top w:val="single" w:sz="4" w:space="0" w:color="BFBFBF"/>
+              <w:left w:val="single" w:sz="4" w:space="0" w:color="BFBFBF"/>
+              <w:bottom w:val="single" w:sz="4" w:space="0" w:color="BFBFBF"/>
+              <w:right w:val="single" w:sz="4" w:space="0" w:color="BFBFBF"/>
+            </w:tcBorders>
+            <w:tcMar>
+              <w:top w:w="100" w:type="dxa"/>
+              <w:left w:w="120" w:type="dxa"/>
+              <w:bottom w:w="100" w:type="dxa"/>
+              <w:right w:w="120" w:type="dxa"/>
+            </w:tcMar>
+          </w:tcPr>
           <w:p>
             <w:pPr>
               <w:spacing w:after="40"/>
@@ -3566,7 +3297,7 @@
                 <w:sz w:val="18"/>
                 <w:szCs w:val="18"/>
               </w:rPr>
-              <w:t xml:space="preserve"> "category": "Jackets",</w:t>
+              <w:t>{"summary": {...},</w:t>
             </w:r>
           </w:p>
           <w:p>
@@ -3582,57 +3313,7 @@
                 <w:sz w:val="18"/>
                 <w:szCs w:val="18"/>
               </w:rPr>
-              <w:t xml:space="preserve"> "gsmMin": 150}</w:t>
-            </w:r>
-          </w:p>
-        </w:tc>
-        <w:tc>
-          <w:tcPr>
-            <w:tcW w:w="2707" w:type="dxa"/>
-            <w:tcBorders>
-              <w:top w:val="single" w:sz="4" w:space="0" w:color="BFBFBF"/>
-              <w:left w:val="single" w:sz="4" w:space="0" w:color="BFBFBF"/>
-              <w:bottom w:val="single" w:sz="4" w:space="0" w:color="BFBFBF"/>
-              <w:right w:val="single" w:sz="4" w:space="0" w:color="BFBFBF"/>
-            </w:tcBorders>
-            <w:tcMar>
-              <w:top w:w="100" w:type="dxa"/>
-              <w:left w:w="120" w:type="dxa"/>
-              <w:bottom w:w="100" w:type="dxa"/>
-              <w:right w:w="120" w:type="dxa"/>
-            </w:tcMar>
-          </w:tcPr>
-          <w:p>
-            <w:pPr>
-              <w:spacing w:after="40"/>
-              <w:rPr>
-                <w:color w:val="auto"/>
-              </w:rPr>
-            </w:pPr>
-            <w:r>
-              <w:rPr>
-                <w:rFonts w:eastAsia="Courier New"/>
-                <w:color w:val="auto"/>
-                <w:sz w:val="18"/>
-                <w:szCs w:val="18"/>
-              </w:rPr>
-              <w:t>{"results": [...],</w:t>
-            </w:r>
-          </w:p>
-          <w:p>
-            <w:pPr>
-              <w:rPr>
-                <w:color w:val="auto"/>
-              </w:rPr>
-            </w:pPr>
-            <w:r>
-              <w:rPr>
-                <w:rFonts w:eastAsia="Courier New"/>
-                <w:color w:val="auto"/>
-                <w:sz w:val="18"/>
-                <w:szCs w:val="18"/>
-              </w:rPr>
-              <w:t xml:space="preserve"> "searchMode": "semantic"}</w:t>
+              <w:t xml:space="preserve"> "charts": {...}}</w:t>
             </w:r>
           </w:p>
         </w:tc>
@@ -3647,16 +3328,17 @@
               <w:bottom w:val="single" w:sz="4" w:space="0" w:color="BFBFBF"/>
               <w:right w:val="single" w:sz="4" w:space="0" w:color="BFBFBF"/>
             </w:tcBorders>
-            <w:tcMar>
-              <w:top w:w="100" w:type="dxa"/>
-              <w:left w:w="120" w:type="dxa"/>
-              <w:bottom w:w="100" w:type="dxa"/>
-              <w:right w:w="120" w:type="dxa"/>
-            </w:tcMar>
-          </w:tcPr>
-          <w:p>
-            <w:pPr>
-              <w:shd w:val="clear" w:color="auto" w:fill="E8EEFD"/>
+            <w:shd w:val="clear" w:color="auto" w:fill="F2F2F2"/>
+            <w:tcMar>
+              <w:top w:w="100" w:type="dxa"/>
+              <w:left w:w="120" w:type="dxa"/>
+              <w:bottom w:w="100" w:type="dxa"/>
+              <w:right w:w="120" w:type="dxa"/>
+            </w:tcMar>
+          </w:tcPr>
+          <w:p>
+            <w:pPr>
+              <w:shd w:val="clear" w:color="auto" w:fill="E6F6EC"/>
               <w:spacing w:after="40"/>
               <w:rPr>
                 <w:color w:val="auto"/>
@@ -3671,7 +3353,7 @@
                 <w:sz w:val="15"/>
                 <w:szCs w:val="15"/>
               </w:rPr>
-              <w:t xml:space="preserve"> POST </w:t>
+              <w:t xml:space="preserve"> GET </w:t>
             </w:r>
           </w:p>
           <w:p>
@@ -3689,170 +3371,21 @@
                 <w:sz w:val="16"/>
                 <w:szCs w:val="16"/>
               </w:rPr>
-              <w:t>/api/search/image</w:t>
-            </w:r>
-          </w:p>
-        </w:tc>
-        <w:tc>
-          <w:tcPr>
-            <w:tcW w:w="1986" w:type="dxa"/>
-            <w:tcBorders>
-              <w:top w:val="single" w:sz="4" w:space="0" w:color="BFBFBF"/>
-              <w:left w:val="single" w:sz="4" w:space="0" w:color="BFBFBF"/>
-              <w:bottom w:val="single" w:sz="4" w:space="0" w:color="BFBFBF"/>
-              <w:right w:val="single" w:sz="4" w:space="0" w:color="BFBFBF"/>
-            </w:tcBorders>
-            <w:tcMar>
-              <w:top w:w="100" w:type="dxa"/>
-              <w:left w:w="120" w:type="dxa"/>
-              <w:bottom w:w="100" w:type="dxa"/>
-              <w:right w:w="120" w:type="dxa"/>
-            </w:tcMar>
-          </w:tcPr>
-          <w:p>
-            <w:pPr>
-              <w:rPr>
-                <w:color w:val="auto"/>
-              </w:rPr>
-            </w:pPr>
-            <w:r>
-              <w:rPr>
-                <w:color w:val="auto"/>
-                <w:sz w:val="18"/>
-                <w:szCs w:val="18"/>
-              </w:rPr>
-              <w:t>Accepts garment image files and performs similarity matching.</w:t>
-            </w:r>
-          </w:p>
-        </w:tc>
-        <w:tc>
-          <w:tcPr>
-            <w:tcW w:w="2708" w:type="dxa"/>
-            <w:tcBorders>
-              <w:top w:val="single" w:sz="4" w:space="0" w:color="BFBFBF"/>
-              <w:left w:val="single" w:sz="4" w:space="0" w:color="BFBFBF"/>
-              <w:bottom w:val="single" w:sz="4" w:space="0" w:color="BFBFBF"/>
-              <w:right w:val="single" w:sz="4" w:space="0" w:color="BFBFBF"/>
-            </w:tcBorders>
-            <w:tcMar>
-              <w:top w:w="100" w:type="dxa"/>
-              <w:left w:w="120" w:type="dxa"/>
-              <w:bottom w:w="100" w:type="dxa"/>
-              <w:right w:w="120" w:type="dxa"/>
-            </w:tcMar>
-          </w:tcPr>
-          <w:p>
-            <w:pPr>
-              <w:spacing w:after="40"/>
-              <w:rPr>
-                <w:color w:val="auto"/>
-              </w:rPr>
-            </w:pPr>
-            <w:r>
-              <w:rPr>
-                <w:rFonts w:eastAsia="Courier New"/>
-                <w:color w:val="auto"/>
-                <w:sz w:val="18"/>
-                <w:szCs w:val="18"/>
-              </w:rPr>
-              <w:t>Multipart form-data:</w:t>
-            </w:r>
-          </w:p>
-          <w:p>
-            <w:pPr>
-              <w:rPr>
-                <w:color w:val="auto"/>
-              </w:rPr>
-            </w:pPr>
-            <w:r>
-              <w:rPr>
-                <w:rFonts w:eastAsia="Courier New"/>
-                <w:color w:val="auto"/>
-                <w:sz w:val="18"/>
-                <w:szCs w:val="18"/>
-              </w:rPr>
-              <w:t>file in "image" key</w:t>
-            </w:r>
-          </w:p>
-        </w:tc>
-        <w:tc>
-          <w:tcPr>
-            <w:tcW w:w="2707" w:type="dxa"/>
-            <w:tcBorders>
-              <w:top w:val="single" w:sz="4" w:space="0" w:color="BFBFBF"/>
-              <w:left w:val="single" w:sz="4" w:space="0" w:color="BFBFBF"/>
-              <w:bottom w:val="single" w:sz="4" w:space="0" w:color="BFBFBF"/>
-              <w:right w:val="single" w:sz="4" w:space="0" w:color="BFBFBF"/>
-            </w:tcBorders>
-            <w:tcMar>
-              <w:top w:w="100" w:type="dxa"/>
-              <w:left w:w="120" w:type="dxa"/>
-              <w:bottom w:w="100" w:type="dxa"/>
-              <w:right w:w="120" w:type="dxa"/>
-            </w:tcMar>
-          </w:tcPr>
-          <w:p>
-            <w:pPr>
-              <w:rPr>
-                <w:color w:val="auto"/>
-              </w:rPr>
-            </w:pPr>
-            <w:r>
-              <w:rPr>
-                <w:rFonts w:eastAsia="Courier New"/>
-                <w:color w:val="auto"/>
-                <w:sz w:val="18"/>
-                <w:szCs w:val="18"/>
-              </w:rPr>
-              <w:t>{"results": [...]}</w:t>
-            </w:r>
-          </w:p>
-        </w:tc>
-      </w:tr>
-      <w:tr>
-        <w:tc>
-          <w:tcPr>
-            <w:tcW w:w="1625" w:type="dxa"/>
-            <w:tcBorders>
-              <w:top w:val="single" w:sz="4" w:space="0" w:color="BFBFBF"/>
-              <w:left w:val="single" w:sz="4" w:space="0" w:color="BFBFBF"/>
-              <w:bottom w:val="single" w:sz="4" w:space="0" w:color="BFBFBF"/>
-              <w:right w:val="single" w:sz="4" w:space="0" w:color="BFBFBF"/>
-            </w:tcBorders>
-            <w:shd w:val="clear" w:color="auto" w:fill="F2F2F2"/>
-            <w:tcMar>
-              <w:top w:w="100" w:type="dxa"/>
-              <w:left w:w="120" w:type="dxa"/>
-              <w:bottom w:w="100" w:type="dxa"/>
-              <w:right w:w="120" w:type="dxa"/>
-            </w:tcMar>
-          </w:tcPr>
-          <w:p>
-            <w:pPr>
-              <w:shd w:val="clear" w:color="auto" w:fill="E6F6EC"/>
-              <w:spacing w:after="40"/>
-              <w:rPr>
-                <w:color w:val="auto"/>
-              </w:rPr>
-            </w:pPr>
+              <w:t>/</w:t>
+            </w:r>
+            <w:proofErr w:type="spellStart"/>
             <w:r>
               <w:rPr>
                 <w:rFonts w:eastAsia="Courier New"/>
                 <w:b/>
                 <w:bCs/>
                 <w:color w:val="auto"/>
-                <w:sz w:val="15"/>
-                <w:szCs w:val="15"/>
-              </w:rPr>
-              <w:t xml:space="preserve"> GET </w:t>
-            </w:r>
-          </w:p>
-          <w:p>
-            <w:pPr>
-              <w:rPr>
-                <w:color w:val="auto"/>
-              </w:rPr>
-            </w:pPr>
+                <w:sz w:val="16"/>
+                <w:szCs w:val="16"/>
+              </w:rPr>
+              <w:t>api</w:t>
+            </w:r>
+            <w:proofErr w:type="spellEnd"/>
             <w:r>
               <w:rPr>
                 <w:rFonts w:eastAsia="Courier New"/>
@@ -3862,7 +3395,963 @@
                 <w:sz w:val="16"/>
                 <w:szCs w:val="16"/>
               </w:rPr>
-              <w:t>/api/nlq/query</w:t>
+              <w:t>/products</w:t>
+            </w:r>
+          </w:p>
+        </w:tc>
+        <w:tc>
+          <w:tcPr>
+            <w:tcW w:w="1986" w:type="dxa"/>
+            <w:tcBorders>
+              <w:top w:val="single" w:sz="4" w:space="0" w:color="BFBFBF"/>
+              <w:left w:val="single" w:sz="4" w:space="0" w:color="BFBFBF"/>
+              <w:bottom w:val="single" w:sz="4" w:space="0" w:color="BFBFBF"/>
+              <w:right w:val="single" w:sz="4" w:space="0" w:color="BFBFBF"/>
+            </w:tcBorders>
+            <w:tcMar>
+              <w:top w:w="100" w:type="dxa"/>
+              <w:left w:w="120" w:type="dxa"/>
+              <w:bottom w:w="100" w:type="dxa"/>
+              <w:right w:w="120" w:type="dxa"/>
+            </w:tcMar>
+          </w:tcPr>
+          <w:p>
+            <w:pPr>
+              <w:rPr>
+                <w:color w:val="auto"/>
+              </w:rPr>
+            </w:pPr>
+            <w:r>
+              <w:rPr>
+                <w:color w:val="auto"/>
+                <w:sz w:val="18"/>
+                <w:szCs w:val="18"/>
+              </w:rPr>
+              <w:t xml:space="preserve">Returns </w:t>
+            </w:r>
+            <w:proofErr w:type="spellStart"/>
+            <w:r>
+              <w:rPr>
+                <w:color w:val="auto"/>
+                <w:sz w:val="18"/>
+                <w:szCs w:val="18"/>
+              </w:rPr>
+              <w:t>catalog</w:t>
+            </w:r>
+            <w:proofErr w:type="spellEnd"/>
+            <w:r>
+              <w:rPr>
+                <w:color w:val="auto"/>
+                <w:sz w:val="18"/>
+                <w:szCs w:val="18"/>
+              </w:rPr>
+              <w:t xml:space="preserve"> finished goods details (paginated, sorted).</w:t>
+            </w:r>
+          </w:p>
+        </w:tc>
+        <w:tc>
+          <w:tcPr>
+            <w:tcW w:w="2708" w:type="dxa"/>
+            <w:tcBorders>
+              <w:top w:val="single" w:sz="4" w:space="0" w:color="BFBFBF"/>
+              <w:left w:val="single" w:sz="4" w:space="0" w:color="BFBFBF"/>
+              <w:bottom w:val="single" w:sz="4" w:space="0" w:color="BFBFBF"/>
+              <w:right w:val="single" w:sz="4" w:space="0" w:color="BFBFBF"/>
+            </w:tcBorders>
+            <w:tcMar>
+              <w:top w:w="100" w:type="dxa"/>
+              <w:left w:w="120" w:type="dxa"/>
+              <w:bottom w:w="100" w:type="dxa"/>
+              <w:right w:w="120" w:type="dxa"/>
+            </w:tcMar>
+          </w:tcPr>
+          <w:p>
+            <w:pPr>
+              <w:spacing w:after="40"/>
+              <w:rPr>
+                <w:color w:val="auto"/>
+              </w:rPr>
+            </w:pPr>
+            <w:r>
+              <w:rPr>
+                <w:rFonts w:eastAsia="Courier New"/>
+                <w:color w:val="auto"/>
+                <w:sz w:val="18"/>
+                <w:szCs w:val="18"/>
+              </w:rPr>
+              <w:t>Query Parameters:</w:t>
+            </w:r>
+          </w:p>
+          <w:p>
+            <w:pPr>
+              <w:spacing w:after="40"/>
+              <w:rPr>
+                <w:color w:val="auto"/>
+              </w:rPr>
+            </w:pPr>
+            <w:r>
+              <w:rPr>
+                <w:rFonts w:eastAsia="Courier New"/>
+                <w:color w:val="auto"/>
+                <w:sz w:val="18"/>
+                <w:szCs w:val="18"/>
+              </w:rPr>
+              <w:t xml:space="preserve">page, limit, </w:t>
+            </w:r>
+            <w:proofErr w:type="spellStart"/>
+            <w:r>
+              <w:rPr>
+                <w:rFonts w:eastAsia="Courier New"/>
+                <w:color w:val="auto"/>
+                <w:sz w:val="18"/>
+                <w:szCs w:val="18"/>
+              </w:rPr>
+              <w:t>sort_by</w:t>
+            </w:r>
+            <w:proofErr w:type="spellEnd"/>
+            <w:r>
+              <w:rPr>
+                <w:rFonts w:eastAsia="Courier New"/>
+                <w:color w:val="auto"/>
+                <w:sz w:val="18"/>
+                <w:szCs w:val="18"/>
+              </w:rPr>
+              <w:t>,</w:t>
+            </w:r>
+          </w:p>
+          <w:p>
+            <w:pPr>
+              <w:rPr>
+                <w:color w:val="auto"/>
+              </w:rPr>
+            </w:pPr>
+            <w:r>
+              <w:rPr>
+                <w:rFonts w:eastAsia="Courier New"/>
+                <w:color w:val="auto"/>
+                <w:sz w:val="18"/>
+                <w:szCs w:val="18"/>
+              </w:rPr>
+              <w:t>category</w:t>
+            </w:r>
+          </w:p>
+        </w:tc>
+        <w:tc>
+          <w:tcPr>
+            <w:tcW w:w="2707" w:type="dxa"/>
+            <w:tcBorders>
+              <w:top w:val="single" w:sz="4" w:space="0" w:color="BFBFBF"/>
+              <w:left w:val="single" w:sz="4" w:space="0" w:color="BFBFBF"/>
+              <w:bottom w:val="single" w:sz="4" w:space="0" w:color="BFBFBF"/>
+              <w:right w:val="single" w:sz="4" w:space="0" w:color="BFBFBF"/>
+            </w:tcBorders>
+            <w:tcMar>
+              <w:top w:w="100" w:type="dxa"/>
+              <w:left w:w="120" w:type="dxa"/>
+              <w:bottom w:w="100" w:type="dxa"/>
+              <w:right w:w="120" w:type="dxa"/>
+            </w:tcMar>
+          </w:tcPr>
+          <w:p>
+            <w:pPr>
+              <w:spacing w:after="40"/>
+              <w:rPr>
+                <w:color w:val="auto"/>
+              </w:rPr>
+            </w:pPr>
+            <w:r>
+              <w:rPr>
+                <w:rFonts w:eastAsia="Courier New"/>
+                <w:color w:val="auto"/>
+                <w:sz w:val="18"/>
+                <w:szCs w:val="18"/>
+              </w:rPr>
+              <w:t>{"products": [...],</w:t>
+            </w:r>
+          </w:p>
+          <w:p>
+            <w:pPr>
+              <w:rPr>
+                <w:color w:val="auto"/>
+              </w:rPr>
+            </w:pPr>
+            <w:r>
+              <w:rPr>
+                <w:rFonts w:eastAsia="Courier New"/>
+                <w:color w:val="auto"/>
+                <w:sz w:val="18"/>
+                <w:szCs w:val="18"/>
+              </w:rPr>
+              <w:t xml:space="preserve"> "pagination": {...}}</w:t>
+            </w:r>
+          </w:p>
+        </w:tc>
+      </w:tr>
+      <w:tr>
+        <w:tc>
+          <w:tcPr>
+            <w:tcW w:w="1625" w:type="dxa"/>
+            <w:tcBorders>
+              <w:top w:val="single" w:sz="4" w:space="0" w:color="BFBFBF"/>
+              <w:left w:val="single" w:sz="4" w:space="0" w:color="BFBFBF"/>
+              <w:bottom w:val="single" w:sz="4" w:space="0" w:color="BFBFBF"/>
+              <w:right w:val="single" w:sz="4" w:space="0" w:color="BFBFBF"/>
+            </w:tcBorders>
+            <w:tcMar>
+              <w:top w:w="100" w:type="dxa"/>
+              <w:left w:w="120" w:type="dxa"/>
+              <w:bottom w:w="100" w:type="dxa"/>
+              <w:right w:w="120" w:type="dxa"/>
+            </w:tcMar>
+          </w:tcPr>
+          <w:p>
+            <w:pPr>
+              <w:shd w:val="clear" w:color="auto" w:fill="E6F6EC"/>
+              <w:spacing w:after="40"/>
+              <w:rPr>
+                <w:color w:val="auto"/>
+              </w:rPr>
+            </w:pPr>
+            <w:r>
+              <w:rPr>
+                <w:rFonts w:eastAsia="Courier New"/>
+                <w:b/>
+                <w:bCs/>
+                <w:color w:val="auto"/>
+                <w:sz w:val="15"/>
+                <w:szCs w:val="15"/>
+              </w:rPr>
+              <w:t xml:space="preserve"> GET </w:t>
+            </w:r>
+          </w:p>
+          <w:p>
+            <w:pPr>
+              <w:rPr>
+                <w:color w:val="auto"/>
+              </w:rPr>
+            </w:pPr>
+            <w:r>
+              <w:rPr>
+                <w:rFonts w:eastAsia="Courier New"/>
+                <w:b/>
+                <w:bCs/>
+                <w:color w:val="auto"/>
+                <w:sz w:val="16"/>
+                <w:szCs w:val="16"/>
+              </w:rPr>
+              <w:t>/</w:t>
+            </w:r>
+            <w:proofErr w:type="spellStart"/>
+            <w:r>
+              <w:rPr>
+                <w:rFonts w:eastAsia="Courier New"/>
+                <w:b/>
+                <w:bCs/>
+                <w:color w:val="auto"/>
+                <w:sz w:val="16"/>
+                <w:szCs w:val="16"/>
+              </w:rPr>
+              <w:t>api</w:t>
+            </w:r>
+            <w:proofErr w:type="spellEnd"/>
+            <w:r>
+              <w:rPr>
+                <w:rFonts w:eastAsia="Courier New"/>
+                <w:b/>
+                <w:bCs/>
+                <w:color w:val="auto"/>
+                <w:sz w:val="16"/>
+                <w:szCs w:val="16"/>
+              </w:rPr>
+              <w:t>/products/filters</w:t>
+            </w:r>
+          </w:p>
+        </w:tc>
+        <w:tc>
+          <w:tcPr>
+            <w:tcW w:w="1986" w:type="dxa"/>
+            <w:tcBorders>
+              <w:top w:val="single" w:sz="4" w:space="0" w:color="BFBFBF"/>
+              <w:left w:val="single" w:sz="4" w:space="0" w:color="BFBFBF"/>
+              <w:bottom w:val="single" w:sz="4" w:space="0" w:color="BFBFBF"/>
+              <w:right w:val="single" w:sz="4" w:space="0" w:color="BFBFBF"/>
+            </w:tcBorders>
+            <w:tcMar>
+              <w:top w:w="100" w:type="dxa"/>
+              <w:left w:w="120" w:type="dxa"/>
+              <w:bottom w:w="100" w:type="dxa"/>
+              <w:right w:w="120" w:type="dxa"/>
+            </w:tcMar>
+          </w:tcPr>
+          <w:p>
+            <w:pPr>
+              <w:rPr>
+                <w:color w:val="auto"/>
+              </w:rPr>
+            </w:pPr>
+            <w:r>
+              <w:rPr>
+                <w:color w:val="auto"/>
+                <w:sz w:val="18"/>
+                <w:szCs w:val="18"/>
+              </w:rPr>
+              <w:t>Returns unique options to populate dropdown selectors.</w:t>
+            </w:r>
+          </w:p>
+        </w:tc>
+        <w:tc>
+          <w:tcPr>
+            <w:tcW w:w="2708" w:type="dxa"/>
+            <w:tcBorders>
+              <w:top w:val="single" w:sz="4" w:space="0" w:color="BFBFBF"/>
+              <w:left w:val="single" w:sz="4" w:space="0" w:color="BFBFBF"/>
+              <w:bottom w:val="single" w:sz="4" w:space="0" w:color="BFBFBF"/>
+              <w:right w:val="single" w:sz="4" w:space="0" w:color="BFBFBF"/>
+            </w:tcBorders>
+            <w:tcMar>
+              <w:top w:w="100" w:type="dxa"/>
+              <w:left w:w="120" w:type="dxa"/>
+              <w:bottom w:w="100" w:type="dxa"/>
+              <w:right w:w="120" w:type="dxa"/>
+            </w:tcMar>
+          </w:tcPr>
+          <w:p>
+            <w:pPr>
+              <w:rPr>
+                <w:color w:val="auto"/>
+              </w:rPr>
+            </w:pPr>
+            <w:r>
+              <w:rPr>
+                <w:rFonts w:eastAsia="Courier New"/>
+                <w:color w:val="auto"/>
+                <w:sz w:val="18"/>
+                <w:szCs w:val="18"/>
+              </w:rPr>
+              <w:t>None (Auth Header required)</w:t>
+            </w:r>
+          </w:p>
+        </w:tc>
+        <w:tc>
+          <w:tcPr>
+            <w:tcW w:w="2707" w:type="dxa"/>
+            <w:tcBorders>
+              <w:top w:val="single" w:sz="4" w:space="0" w:color="BFBFBF"/>
+              <w:left w:val="single" w:sz="4" w:space="0" w:color="BFBFBF"/>
+              <w:bottom w:val="single" w:sz="4" w:space="0" w:color="BFBFBF"/>
+              <w:right w:val="single" w:sz="4" w:space="0" w:color="BFBFBF"/>
+            </w:tcBorders>
+            <w:tcMar>
+              <w:top w:w="100" w:type="dxa"/>
+              <w:left w:w="120" w:type="dxa"/>
+              <w:bottom w:w="100" w:type="dxa"/>
+              <w:right w:w="120" w:type="dxa"/>
+            </w:tcMar>
+          </w:tcPr>
+          <w:p>
+            <w:pPr>
+              <w:spacing w:after="40"/>
+              <w:rPr>
+                <w:color w:val="auto"/>
+              </w:rPr>
+            </w:pPr>
+            <w:r>
+              <w:rPr>
+                <w:rFonts w:eastAsia="Courier New"/>
+                <w:color w:val="auto"/>
+                <w:sz w:val="18"/>
+                <w:szCs w:val="18"/>
+              </w:rPr>
+              <w:t>{"categories": [...],</w:t>
+            </w:r>
+          </w:p>
+          <w:p>
+            <w:pPr>
+              <w:rPr>
+                <w:color w:val="auto"/>
+              </w:rPr>
+            </w:pPr>
+            <w:r>
+              <w:rPr>
+                <w:rFonts w:eastAsia="Courier New"/>
+                <w:color w:val="auto"/>
+                <w:sz w:val="18"/>
+                <w:szCs w:val="18"/>
+              </w:rPr>
+              <w:t xml:space="preserve"> "fabrics": [...]}</w:t>
+            </w:r>
+          </w:p>
+        </w:tc>
+      </w:tr>
+      <w:tr>
+        <w:tc>
+          <w:tcPr>
+            <w:tcW w:w="1625" w:type="dxa"/>
+            <w:tcBorders>
+              <w:top w:val="single" w:sz="4" w:space="0" w:color="BFBFBF"/>
+              <w:left w:val="single" w:sz="4" w:space="0" w:color="BFBFBF"/>
+              <w:bottom w:val="single" w:sz="4" w:space="0" w:color="BFBFBF"/>
+              <w:right w:val="single" w:sz="4" w:space="0" w:color="BFBFBF"/>
+            </w:tcBorders>
+            <w:shd w:val="clear" w:color="auto" w:fill="F2F2F2"/>
+            <w:tcMar>
+              <w:top w:w="100" w:type="dxa"/>
+              <w:left w:w="120" w:type="dxa"/>
+              <w:bottom w:w="100" w:type="dxa"/>
+              <w:right w:w="120" w:type="dxa"/>
+            </w:tcMar>
+          </w:tcPr>
+          <w:p>
+            <w:pPr>
+              <w:shd w:val="clear" w:color="auto" w:fill="E8EEFD"/>
+              <w:spacing w:after="40"/>
+              <w:rPr>
+                <w:color w:val="auto"/>
+              </w:rPr>
+            </w:pPr>
+            <w:r>
+              <w:rPr>
+                <w:rFonts w:eastAsia="Courier New"/>
+                <w:b/>
+                <w:bCs/>
+                <w:color w:val="auto"/>
+                <w:sz w:val="15"/>
+                <w:szCs w:val="15"/>
+              </w:rPr>
+              <w:t xml:space="preserve"> POST </w:t>
+            </w:r>
+          </w:p>
+          <w:p>
+            <w:pPr>
+              <w:rPr>
+                <w:color w:val="auto"/>
+              </w:rPr>
+            </w:pPr>
+            <w:r>
+              <w:rPr>
+                <w:rFonts w:eastAsia="Courier New"/>
+                <w:b/>
+                <w:bCs/>
+                <w:color w:val="auto"/>
+                <w:sz w:val="16"/>
+                <w:szCs w:val="16"/>
+              </w:rPr>
+              <w:t>/</w:t>
+            </w:r>
+            <w:proofErr w:type="spellStart"/>
+            <w:r>
+              <w:rPr>
+                <w:rFonts w:eastAsia="Courier New"/>
+                <w:b/>
+                <w:bCs/>
+                <w:color w:val="auto"/>
+                <w:sz w:val="16"/>
+                <w:szCs w:val="16"/>
+              </w:rPr>
+              <w:t>api</w:t>
+            </w:r>
+            <w:proofErr w:type="spellEnd"/>
+            <w:r>
+              <w:rPr>
+                <w:rFonts w:eastAsia="Courier New"/>
+                <w:b/>
+                <w:bCs/>
+                <w:color w:val="auto"/>
+                <w:sz w:val="16"/>
+                <w:szCs w:val="16"/>
+              </w:rPr>
+              <w:t>/search/text</w:t>
+            </w:r>
+          </w:p>
+        </w:tc>
+        <w:tc>
+          <w:tcPr>
+            <w:tcW w:w="1986" w:type="dxa"/>
+            <w:tcBorders>
+              <w:top w:val="single" w:sz="4" w:space="0" w:color="BFBFBF"/>
+              <w:left w:val="single" w:sz="4" w:space="0" w:color="BFBFBF"/>
+              <w:bottom w:val="single" w:sz="4" w:space="0" w:color="BFBFBF"/>
+              <w:right w:val="single" w:sz="4" w:space="0" w:color="BFBFBF"/>
+            </w:tcBorders>
+            <w:tcMar>
+              <w:top w:w="100" w:type="dxa"/>
+              <w:left w:w="120" w:type="dxa"/>
+              <w:bottom w:w="100" w:type="dxa"/>
+              <w:right w:w="120" w:type="dxa"/>
+            </w:tcMar>
+          </w:tcPr>
+          <w:p>
+            <w:pPr>
+              <w:rPr>
+                <w:color w:val="auto"/>
+              </w:rPr>
+            </w:pPr>
+            <w:r>
+              <w:rPr>
+                <w:color w:val="auto"/>
+                <w:sz w:val="18"/>
+                <w:szCs w:val="18"/>
+              </w:rPr>
+              <w:t>Performs semantic searches using text inputs.</w:t>
+            </w:r>
+          </w:p>
+        </w:tc>
+        <w:tc>
+          <w:tcPr>
+            <w:tcW w:w="2708" w:type="dxa"/>
+            <w:tcBorders>
+              <w:top w:val="single" w:sz="4" w:space="0" w:color="BFBFBF"/>
+              <w:left w:val="single" w:sz="4" w:space="0" w:color="BFBFBF"/>
+              <w:bottom w:val="single" w:sz="4" w:space="0" w:color="BFBFBF"/>
+              <w:right w:val="single" w:sz="4" w:space="0" w:color="BFBFBF"/>
+            </w:tcBorders>
+            <w:tcMar>
+              <w:top w:w="100" w:type="dxa"/>
+              <w:left w:w="120" w:type="dxa"/>
+              <w:bottom w:w="100" w:type="dxa"/>
+              <w:right w:w="120" w:type="dxa"/>
+            </w:tcMar>
+          </w:tcPr>
+          <w:p>
+            <w:pPr>
+              <w:spacing w:after="40"/>
+              <w:rPr>
+                <w:color w:val="auto"/>
+              </w:rPr>
+            </w:pPr>
+            <w:r>
+              <w:rPr>
+                <w:rFonts w:eastAsia="Courier New"/>
+                <w:color w:val="auto"/>
+                <w:sz w:val="18"/>
+                <w:szCs w:val="18"/>
+              </w:rPr>
+              <w:t>{"text": "denim jacket",</w:t>
+            </w:r>
+          </w:p>
+          <w:p>
+            <w:pPr>
+              <w:spacing w:after="40"/>
+              <w:rPr>
+                <w:color w:val="auto"/>
+              </w:rPr>
+            </w:pPr>
+            <w:r>
+              <w:rPr>
+                <w:rFonts w:eastAsia="Courier New"/>
+                <w:color w:val="auto"/>
+                <w:sz w:val="18"/>
+                <w:szCs w:val="18"/>
+              </w:rPr>
+              <w:t xml:space="preserve"> "category": "Jackets",</w:t>
+            </w:r>
+          </w:p>
+          <w:p>
+            <w:pPr>
+              <w:rPr>
+                <w:color w:val="auto"/>
+              </w:rPr>
+            </w:pPr>
+            <w:r>
+              <w:rPr>
+                <w:rFonts w:eastAsia="Courier New"/>
+                <w:color w:val="auto"/>
+                <w:sz w:val="18"/>
+                <w:szCs w:val="18"/>
+              </w:rPr>
+              <w:t xml:space="preserve"> "</w:t>
+            </w:r>
+            <w:proofErr w:type="spellStart"/>
+            <w:r>
+              <w:rPr>
+                <w:rFonts w:eastAsia="Courier New"/>
+                <w:color w:val="auto"/>
+                <w:sz w:val="18"/>
+                <w:szCs w:val="18"/>
+              </w:rPr>
+              <w:t>gsmMin</w:t>
+            </w:r>
+            <w:proofErr w:type="spellEnd"/>
+            <w:r>
+              <w:rPr>
+                <w:rFonts w:eastAsia="Courier New"/>
+                <w:color w:val="auto"/>
+                <w:sz w:val="18"/>
+                <w:szCs w:val="18"/>
+              </w:rPr>
+              <w:t>": 150}</w:t>
+            </w:r>
+          </w:p>
+        </w:tc>
+        <w:tc>
+          <w:tcPr>
+            <w:tcW w:w="2707" w:type="dxa"/>
+            <w:tcBorders>
+              <w:top w:val="single" w:sz="4" w:space="0" w:color="BFBFBF"/>
+              <w:left w:val="single" w:sz="4" w:space="0" w:color="BFBFBF"/>
+              <w:bottom w:val="single" w:sz="4" w:space="0" w:color="BFBFBF"/>
+              <w:right w:val="single" w:sz="4" w:space="0" w:color="BFBFBF"/>
+            </w:tcBorders>
+            <w:tcMar>
+              <w:top w:w="100" w:type="dxa"/>
+              <w:left w:w="120" w:type="dxa"/>
+              <w:bottom w:w="100" w:type="dxa"/>
+              <w:right w:w="120" w:type="dxa"/>
+            </w:tcMar>
+          </w:tcPr>
+          <w:p>
+            <w:pPr>
+              <w:spacing w:after="40"/>
+              <w:rPr>
+                <w:color w:val="auto"/>
+              </w:rPr>
+            </w:pPr>
+            <w:r>
+              <w:rPr>
+                <w:rFonts w:eastAsia="Courier New"/>
+                <w:color w:val="auto"/>
+                <w:sz w:val="18"/>
+                <w:szCs w:val="18"/>
+              </w:rPr>
+              <w:t>{"results": [...],</w:t>
+            </w:r>
+          </w:p>
+          <w:p>
+            <w:pPr>
+              <w:rPr>
+                <w:color w:val="auto"/>
+              </w:rPr>
+            </w:pPr>
+            <w:r>
+              <w:rPr>
+                <w:rFonts w:eastAsia="Courier New"/>
+                <w:color w:val="auto"/>
+                <w:sz w:val="18"/>
+                <w:szCs w:val="18"/>
+              </w:rPr>
+              <w:t xml:space="preserve"> "</w:t>
+            </w:r>
+            <w:proofErr w:type="spellStart"/>
+            <w:r>
+              <w:rPr>
+                <w:rFonts w:eastAsia="Courier New"/>
+                <w:color w:val="auto"/>
+                <w:sz w:val="18"/>
+                <w:szCs w:val="18"/>
+              </w:rPr>
+              <w:t>searchMode</w:t>
+            </w:r>
+            <w:proofErr w:type="spellEnd"/>
+            <w:r>
+              <w:rPr>
+                <w:rFonts w:eastAsia="Courier New"/>
+                <w:color w:val="auto"/>
+                <w:sz w:val="18"/>
+                <w:szCs w:val="18"/>
+              </w:rPr>
+              <w:t>": "semantic"}</w:t>
+            </w:r>
+          </w:p>
+        </w:tc>
+      </w:tr>
+      <w:tr>
+        <w:tc>
+          <w:tcPr>
+            <w:tcW w:w="1625" w:type="dxa"/>
+            <w:tcBorders>
+              <w:top w:val="single" w:sz="4" w:space="0" w:color="BFBFBF"/>
+              <w:left w:val="single" w:sz="4" w:space="0" w:color="BFBFBF"/>
+              <w:bottom w:val="single" w:sz="4" w:space="0" w:color="BFBFBF"/>
+              <w:right w:val="single" w:sz="4" w:space="0" w:color="BFBFBF"/>
+            </w:tcBorders>
+            <w:tcMar>
+              <w:top w:w="100" w:type="dxa"/>
+              <w:left w:w="120" w:type="dxa"/>
+              <w:bottom w:w="100" w:type="dxa"/>
+              <w:right w:w="120" w:type="dxa"/>
+            </w:tcMar>
+          </w:tcPr>
+          <w:p>
+            <w:pPr>
+              <w:shd w:val="clear" w:color="auto" w:fill="E8EEFD"/>
+              <w:spacing w:after="40"/>
+              <w:rPr>
+                <w:color w:val="auto"/>
+              </w:rPr>
+            </w:pPr>
+            <w:r>
+              <w:rPr>
+                <w:rFonts w:eastAsia="Courier New"/>
+                <w:b/>
+                <w:bCs/>
+                <w:color w:val="auto"/>
+                <w:sz w:val="15"/>
+                <w:szCs w:val="15"/>
+              </w:rPr>
+              <w:t xml:space="preserve"> POST </w:t>
+            </w:r>
+          </w:p>
+          <w:p>
+            <w:pPr>
+              <w:rPr>
+                <w:color w:val="auto"/>
+              </w:rPr>
+            </w:pPr>
+            <w:r>
+              <w:rPr>
+                <w:rFonts w:eastAsia="Courier New"/>
+                <w:b/>
+                <w:bCs/>
+                <w:color w:val="auto"/>
+                <w:sz w:val="16"/>
+                <w:szCs w:val="16"/>
+              </w:rPr>
+              <w:t>/</w:t>
+            </w:r>
+            <w:proofErr w:type="spellStart"/>
+            <w:r>
+              <w:rPr>
+                <w:rFonts w:eastAsia="Courier New"/>
+                <w:b/>
+                <w:bCs/>
+                <w:color w:val="auto"/>
+                <w:sz w:val="16"/>
+                <w:szCs w:val="16"/>
+              </w:rPr>
+              <w:t>api</w:t>
+            </w:r>
+            <w:proofErr w:type="spellEnd"/>
+            <w:r>
+              <w:rPr>
+                <w:rFonts w:eastAsia="Courier New"/>
+                <w:b/>
+                <w:bCs/>
+                <w:color w:val="auto"/>
+                <w:sz w:val="16"/>
+                <w:szCs w:val="16"/>
+              </w:rPr>
+              <w:t>/search/image</w:t>
+            </w:r>
+          </w:p>
+        </w:tc>
+        <w:tc>
+          <w:tcPr>
+            <w:tcW w:w="1986" w:type="dxa"/>
+            <w:tcBorders>
+              <w:top w:val="single" w:sz="4" w:space="0" w:color="BFBFBF"/>
+              <w:left w:val="single" w:sz="4" w:space="0" w:color="BFBFBF"/>
+              <w:bottom w:val="single" w:sz="4" w:space="0" w:color="BFBFBF"/>
+              <w:right w:val="single" w:sz="4" w:space="0" w:color="BFBFBF"/>
+            </w:tcBorders>
+            <w:tcMar>
+              <w:top w:w="100" w:type="dxa"/>
+              <w:left w:w="120" w:type="dxa"/>
+              <w:bottom w:w="100" w:type="dxa"/>
+              <w:right w:w="120" w:type="dxa"/>
+            </w:tcMar>
+          </w:tcPr>
+          <w:p>
+            <w:pPr>
+              <w:rPr>
+                <w:color w:val="auto"/>
+              </w:rPr>
+            </w:pPr>
+            <w:r>
+              <w:rPr>
+                <w:color w:val="auto"/>
+                <w:sz w:val="18"/>
+                <w:szCs w:val="18"/>
+              </w:rPr>
+              <w:t>Accepts garment image files and performs similarity matching.</w:t>
+            </w:r>
+          </w:p>
+        </w:tc>
+        <w:tc>
+          <w:tcPr>
+            <w:tcW w:w="2708" w:type="dxa"/>
+            <w:tcBorders>
+              <w:top w:val="single" w:sz="4" w:space="0" w:color="BFBFBF"/>
+              <w:left w:val="single" w:sz="4" w:space="0" w:color="BFBFBF"/>
+              <w:bottom w:val="single" w:sz="4" w:space="0" w:color="BFBFBF"/>
+              <w:right w:val="single" w:sz="4" w:space="0" w:color="BFBFBF"/>
+            </w:tcBorders>
+            <w:tcMar>
+              <w:top w:w="100" w:type="dxa"/>
+              <w:left w:w="120" w:type="dxa"/>
+              <w:bottom w:w="100" w:type="dxa"/>
+              <w:right w:w="120" w:type="dxa"/>
+            </w:tcMar>
+          </w:tcPr>
+          <w:p>
+            <w:pPr>
+              <w:spacing w:after="40"/>
+              <w:rPr>
+                <w:color w:val="auto"/>
+              </w:rPr>
+            </w:pPr>
+            <w:r>
+              <w:rPr>
+                <w:rFonts w:eastAsia="Courier New"/>
+                <w:color w:val="auto"/>
+                <w:sz w:val="18"/>
+                <w:szCs w:val="18"/>
+              </w:rPr>
+              <w:t>Multipart form-data:</w:t>
+            </w:r>
+          </w:p>
+          <w:p>
+            <w:pPr>
+              <w:rPr>
+                <w:color w:val="auto"/>
+              </w:rPr>
+            </w:pPr>
+            <w:r>
+              <w:rPr>
+                <w:rFonts w:eastAsia="Courier New"/>
+                <w:color w:val="auto"/>
+                <w:sz w:val="18"/>
+                <w:szCs w:val="18"/>
+              </w:rPr>
+              <w:t>file in "image" key</w:t>
+            </w:r>
+          </w:p>
+        </w:tc>
+        <w:tc>
+          <w:tcPr>
+            <w:tcW w:w="2707" w:type="dxa"/>
+            <w:tcBorders>
+              <w:top w:val="single" w:sz="4" w:space="0" w:color="BFBFBF"/>
+              <w:left w:val="single" w:sz="4" w:space="0" w:color="BFBFBF"/>
+              <w:bottom w:val="single" w:sz="4" w:space="0" w:color="BFBFBF"/>
+              <w:right w:val="single" w:sz="4" w:space="0" w:color="BFBFBF"/>
+            </w:tcBorders>
+            <w:tcMar>
+              <w:top w:w="100" w:type="dxa"/>
+              <w:left w:w="120" w:type="dxa"/>
+              <w:bottom w:w="100" w:type="dxa"/>
+              <w:right w:w="120" w:type="dxa"/>
+            </w:tcMar>
+          </w:tcPr>
+          <w:p>
+            <w:pPr>
+              <w:rPr>
+                <w:color w:val="auto"/>
+              </w:rPr>
+            </w:pPr>
+            <w:r>
+              <w:rPr>
+                <w:rFonts w:eastAsia="Courier New"/>
+                <w:color w:val="auto"/>
+                <w:sz w:val="18"/>
+                <w:szCs w:val="18"/>
+              </w:rPr>
+              <w:t>{"results": [...]}</w:t>
+            </w:r>
+          </w:p>
+        </w:tc>
+      </w:tr>
+      <w:tr>
+        <w:tc>
+          <w:tcPr>
+            <w:tcW w:w="1625" w:type="dxa"/>
+            <w:tcBorders>
+              <w:top w:val="single" w:sz="4" w:space="0" w:color="BFBFBF"/>
+              <w:left w:val="single" w:sz="4" w:space="0" w:color="BFBFBF"/>
+              <w:bottom w:val="single" w:sz="4" w:space="0" w:color="BFBFBF"/>
+              <w:right w:val="single" w:sz="4" w:space="0" w:color="BFBFBF"/>
+            </w:tcBorders>
+            <w:shd w:val="clear" w:color="auto" w:fill="F2F2F2"/>
+            <w:tcMar>
+              <w:top w:w="100" w:type="dxa"/>
+              <w:left w:w="120" w:type="dxa"/>
+              <w:bottom w:w="100" w:type="dxa"/>
+              <w:right w:w="120" w:type="dxa"/>
+            </w:tcMar>
+          </w:tcPr>
+          <w:p>
+            <w:pPr>
+              <w:shd w:val="clear" w:color="auto" w:fill="E6F6EC"/>
+              <w:spacing w:after="40"/>
+              <w:rPr>
+                <w:color w:val="auto"/>
+              </w:rPr>
+            </w:pPr>
+            <w:r>
+              <w:rPr>
+                <w:rFonts w:eastAsia="Courier New"/>
+                <w:b/>
+                <w:bCs/>
+                <w:color w:val="auto"/>
+                <w:sz w:val="15"/>
+                <w:szCs w:val="15"/>
+              </w:rPr>
+              <w:t xml:space="preserve"> GET </w:t>
+            </w:r>
+          </w:p>
+          <w:p>
+            <w:pPr>
+              <w:rPr>
+                <w:color w:val="auto"/>
+              </w:rPr>
+            </w:pPr>
+            <w:r>
+              <w:rPr>
+                <w:rFonts w:eastAsia="Courier New"/>
+                <w:b/>
+                <w:bCs/>
+                <w:color w:val="auto"/>
+                <w:sz w:val="16"/>
+                <w:szCs w:val="16"/>
+              </w:rPr>
+              <w:t>/</w:t>
+            </w:r>
+            <w:proofErr w:type="spellStart"/>
+            <w:r>
+              <w:rPr>
+                <w:rFonts w:eastAsia="Courier New"/>
+                <w:b/>
+                <w:bCs/>
+                <w:color w:val="auto"/>
+                <w:sz w:val="16"/>
+                <w:szCs w:val="16"/>
+              </w:rPr>
+              <w:t>api</w:t>
+            </w:r>
+            <w:proofErr w:type="spellEnd"/>
+            <w:r>
+              <w:rPr>
+                <w:rFonts w:eastAsia="Courier New"/>
+                <w:b/>
+                <w:bCs/>
+                <w:color w:val="auto"/>
+                <w:sz w:val="16"/>
+                <w:szCs w:val="16"/>
+              </w:rPr>
+              <w:t>/</w:t>
+            </w:r>
+            <w:proofErr w:type="spellStart"/>
+            <w:r>
+              <w:rPr>
+                <w:rFonts w:eastAsia="Courier New"/>
+                <w:b/>
+                <w:bCs/>
+                <w:color w:val="auto"/>
+                <w:sz w:val="16"/>
+                <w:szCs w:val="16"/>
+              </w:rPr>
+              <w:t>nlq</w:t>
+            </w:r>
+            <w:proofErr w:type="spellEnd"/>
+            <w:r>
+              <w:rPr>
+                <w:rFonts w:eastAsia="Courier New"/>
+                <w:b/>
+                <w:bCs/>
+                <w:color w:val="auto"/>
+                <w:sz w:val="16"/>
+                <w:szCs w:val="16"/>
+              </w:rPr>
+              <w:t>/query</w:t>
             </w:r>
           </w:p>
         </w:tc>
@@ -3991,7 +4480,7 @@
           <w:color w:val="auto"/>
         </w:rPr>
       </w:pPr>
-      <w:bookmarkStart w:id="7" w:name="_Toc234538923"/>
+      <w:bookmarkStart w:id="9" w:name="_Toc234574802"/>
       <w:r>
         <w:rPr>
           <w:color w:val="auto"/>
@@ -3999,7 +4488,7 @@
         <w:lastRenderedPageBreak/>
         <w:t>3.  UI References &amp; Future Improvements</w:t>
       </w:r>
-      <w:bookmarkEnd w:id="7"/>
+      <w:bookmarkEnd w:id="9"/>
     </w:p>
     <w:p>
       <w:pPr>
@@ -4008,14 +4497,14 @@
           <w:color w:val="auto"/>
         </w:rPr>
       </w:pPr>
-      <w:bookmarkStart w:id="8" w:name="_Toc234538924"/>
+      <w:bookmarkStart w:id="10" w:name="_Toc234574803"/>
       <w:r>
         <w:rPr>
           <w:color w:val="auto"/>
         </w:rPr>
         <w:t>3.1 User Interface Screenshots</w:t>
       </w:r>
-      <w:bookmarkEnd w:id="8"/>
+      <w:bookmarkEnd w:id="10"/>
     </w:p>
     <w:tbl>
       <w:tblPr>
@@ -4231,20 +4720,30 @@
           </w:tcPr>
           <w:p>
             <w:pPr>
-              <w:rPr>
-                <w:color w:val="auto"/>
-              </w:rPr>
-            </w:pPr>
-            <w:r>
-              <w:rPr>
-                <w:rFonts w:eastAsia="Courier New"/>
-                <w:i/>
-                <w:iCs/>
-                <w:color w:val="auto"/>
-                <w:sz w:val="16"/>
-                <w:szCs w:val="16"/>
-              </w:rPr>
-              <w:t>./screenshots/dashboard.png</w:t>
+              <w:spacing w:after="200"/>
+              <w:rPr>
+                <w:color w:val="auto"/>
+              </w:rPr>
+            </w:pPr>
+            <w:r>
+              <w:rPr>
+                <w:color w:val="auto"/>
+              </w:rPr>
+              <w:t>IMG – 1 (</w:t>
+            </w:r>
+            <w:proofErr w:type="spellStart"/>
+            <w:r>
+              <w:rPr>
+                <w:color w:val="auto"/>
+              </w:rPr>
+              <w:t>DashBoard</w:t>
+            </w:r>
+            <w:proofErr w:type="spellEnd"/>
+            <w:r>
+              <w:rPr>
+                <w:color w:val="auto"/>
+              </w:rPr>
+              <w:t>)</w:t>
             </w:r>
           </w:p>
         </w:tc>
@@ -4335,20 +4834,28 @@
           </w:tcPr>
           <w:p>
             <w:pPr>
-              <w:rPr>
-                <w:color w:val="auto"/>
-              </w:rPr>
-            </w:pPr>
-            <w:r>
-              <w:rPr>
-                <w:rFonts w:eastAsia="Courier New"/>
-                <w:i/>
-                <w:iCs/>
-                <w:color w:val="auto"/>
-                <w:sz w:val="16"/>
-                <w:szCs w:val="16"/>
-              </w:rPr>
-              <w:t>./screenshots/nl_explorer.png</w:t>
+              <w:spacing w:after="200"/>
+              <w:rPr>
+                <w:color w:val="auto"/>
+              </w:rPr>
+            </w:pPr>
+            <w:r>
+              <w:rPr>
+                <w:color w:val="auto"/>
+              </w:rPr>
+              <w:t>IMG – 2</w:t>
+            </w:r>
+            <w:r>
+              <w:rPr>
+                <w:color w:val="auto"/>
+              </w:rPr>
+              <w:t xml:space="preserve"> </w:t>
+            </w:r>
+            <w:r>
+              <w:rPr>
+                <w:color w:val="auto"/>
+              </w:rPr>
+              <w:t>(NL2SQL)</w:t>
             </w:r>
           </w:p>
         </w:tc>
@@ -4438,20 +4945,40 @@
           </w:tcPr>
           <w:p>
             <w:pPr>
-              <w:rPr>
-                <w:color w:val="auto"/>
-              </w:rPr>
-            </w:pPr>
-            <w:r>
-              <w:rPr>
-                <w:rFonts w:eastAsia="Courier New"/>
-                <w:i/>
-                <w:iCs/>
-                <w:color w:val="auto"/>
-                <w:sz w:val="16"/>
-                <w:szCs w:val="16"/>
-              </w:rPr>
-              <w:t>./screenshots/product_search.png</w:t>
+              <w:spacing w:after="200"/>
+              <w:rPr>
+                <w:color w:val="auto"/>
+              </w:rPr>
+            </w:pPr>
+            <w:r>
+              <w:rPr>
+                <w:color w:val="auto"/>
+              </w:rPr>
+              <w:t>IMG –3</w:t>
+            </w:r>
+            <w:r>
+              <w:rPr>
+                <w:color w:val="auto"/>
+              </w:rPr>
+              <w:t xml:space="preserve"> </w:t>
+            </w:r>
+            <w:r>
+              <w:rPr>
+                <w:color w:val="auto"/>
+              </w:rPr>
+              <w:t>(Product</w:t>
+            </w:r>
+            <w:r>
+              <w:rPr>
+                <w:color w:val="auto"/>
+              </w:rPr>
+              <w:t xml:space="preserve"> </w:t>
+            </w:r>
+            <w:r>
+              <w:rPr>
+                <w:color w:val="auto"/>
+              </w:rPr>
+              <w:t>Search)</w:t>
             </w:r>
           </w:p>
         </w:tc>
@@ -4480,6 +5007,7 @@
                 <w:color w:val="auto"/>
               </w:rPr>
             </w:pPr>
+            <w:proofErr w:type="spellStart"/>
             <w:r>
               <w:rPr>
                 <w:b/>
@@ -4488,38 +5016,49 @@
                 <w:sz w:val="19"/>
                 <w:szCs w:val="19"/>
               </w:rPr>
-              <w:t>Catalog Grid Explorer</w:t>
-            </w:r>
-          </w:p>
-        </w:tc>
-        <w:tc>
-          <w:tcPr>
-            <w:tcW w:w="4126" w:type="dxa"/>
-            <w:tcBorders>
-              <w:top w:val="single" w:sz="4" w:space="0" w:color="BFBFBF"/>
-              <w:left w:val="single" w:sz="4" w:space="0" w:color="BFBFBF"/>
-              <w:bottom w:val="single" w:sz="4" w:space="0" w:color="BFBFBF"/>
-              <w:right w:val="single" w:sz="4" w:space="0" w:color="BFBFBF"/>
-            </w:tcBorders>
-            <w:tcMar>
-              <w:top w:w="100" w:type="dxa"/>
-              <w:left w:w="120" w:type="dxa"/>
-              <w:bottom w:w="100" w:type="dxa"/>
-              <w:right w:w="120" w:type="dxa"/>
-            </w:tcMar>
-          </w:tcPr>
-          <w:p>
-            <w:pPr>
-              <w:rPr>
-                <w:color w:val="auto"/>
-              </w:rPr>
-            </w:pPr>
-            <w:r>
-              <w:rPr>
+              <w:t>Catalog</w:t>
+            </w:r>
+            <w:proofErr w:type="spellEnd"/>
+            <w:r>
+              <w:rPr>
+                <w:b/>
+                <w:bCs/>
                 <w:color w:val="auto"/>
                 <w:sz w:val="19"/>
                 <w:szCs w:val="19"/>
               </w:rPr>
+              <w:t xml:space="preserve"> Grid Explorer</w:t>
+            </w:r>
+          </w:p>
+        </w:tc>
+        <w:tc>
+          <w:tcPr>
+            <w:tcW w:w="4126" w:type="dxa"/>
+            <w:tcBorders>
+              <w:top w:val="single" w:sz="4" w:space="0" w:color="BFBFBF"/>
+              <w:left w:val="single" w:sz="4" w:space="0" w:color="BFBFBF"/>
+              <w:bottom w:val="single" w:sz="4" w:space="0" w:color="BFBFBF"/>
+              <w:right w:val="single" w:sz="4" w:space="0" w:color="BFBFBF"/>
+            </w:tcBorders>
+            <w:tcMar>
+              <w:top w:w="100" w:type="dxa"/>
+              <w:left w:w="120" w:type="dxa"/>
+              <w:bottom w:w="100" w:type="dxa"/>
+              <w:right w:w="120" w:type="dxa"/>
+            </w:tcMar>
+          </w:tcPr>
+          <w:p>
+            <w:pPr>
+              <w:rPr>
+                <w:color w:val="auto"/>
+              </w:rPr>
+            </w:pPr>
+            <w:r>
+              <w:rPr>
+                <w:color w:val="auto"/>
+                <w:sz w:val="19"/>
+                <w:szCs w:val="19"/>
+              </w:rPr>
               <w:t>Infinite scrolling gallery with card layouts and tech pack specification modals.</w:t>
             </w:r>
           </w:p>
@@ -4542,20 +5081,40 @@
           </w:tcPr>
           <w:p>
             <w:pPr>
-              <w:rPr>
-                <w:color w:val="auto"/>
-              </w:rPr>
-            </w:pPr>
-            <w:r>
-              <w:rPr>
-                <w:rFonts w:eastAsia="Courier New"/>
-                <w:i/>
-                <w:iCs/>
-                <w:color w:val="auto"/>
-                <w:sz w:val="16"/>
-                <w:szCs w:val="16"/>
-              </w:rPr>
-              <w:t>./screenshots/finished_goods.png</w:t>
+              <w:spacing w:after="200"/>
+              <w:rPr>
+                <w:color w:val="auto"/>
+              </w:rPr>
+            </w:pPr>
+            <w:r>
+              <w:rPr>
+                <w:color w:val="auto"/>
+              </w:rPr>
+              <w:t>IMG – 4 (</w:t>
+            </w:r>
+            <w:proofErr w:type="spellStart"/>
+            <w:r>
+              <w:rPr>
+                <w:color w:val="auto"/>
+                <w:sz w:val="19"/>
+                <w:szCs w:val="19"/>
+              </w:rPr>
+              <w:t>Catalog</w:t>
+            </w:r>
+            <w:proofErr w:type="spellEnd"/>
+            <w:r>
+              <w:rPr>
+                <w:color w:val="auto"/>
+                <w:sz w:val="19"/>
+                <w:szCs w:val="19"/>
+              </w:rPr>
+              <w:t xml:space="preserve"> Grid</w:t>
+            </w:r>
+            <w:r>
+              <w:rPr>
+                <w:color w:val="auto"/>
+              </w:rPr>
+              <w:t>)</w:t>
             </w:r>
           </w:p>
         </w:tc>
@@ -4571,23 +5130,419 @@
     </w:p>
     <w:p>
       <w:pPr>
+        <w:spacing w:after="200"/>
+        <w:rPr>
+          <w:color w:val="auto"/>
+        </w:rPr>
+      </w:pPr>
+    </w:p>
+    <w:p>
+      <w:pPr>
+        <w:spacing w:after="200"/>
+        <w:rPr>
+          <w:color w:val="auto"/>
+        </w:rPr>
+      </w:pPr>
+      <w:r>
+        <w:rPr>
+          <w:noProof/>
+          <w:color w:val="auto"/>
+        </w:rPr>
+        <w:drawing>
+          <wp:inline distT="0" distB="0" distL="0" distR="0" wp14:anchorId="7D90475B" wp14:editId="03BB8127">
+            <wp:extent cx="5731510" cy="5032375"/>
+            <wp:effectExtent l="0" t="0" r="2540" b="0"/>
+            <wp:docPr id="1160997599" name="Picture 2"/>
+            <wp:cNvGraphicFramePr>
+              <a:graphicFrameLocks xmlns:a="http://schemas.openxmlformats.org/drawingml/2006/main" noChangeAspect="1"/>
+            </wp:cNvGraphicFramePr>
+            <a:graphic xmlns:a="http://schemas.openxmlformats.org/drawingml/2006/main">
+              <a:graphicData uri="http://schemas.openxmlformats.org/drawingml/2006/picture">
+                <pic:pic xmlns:pic="http://schemas.openxmlformats.org/drawingml/2006/picture">
+                  <pic:nvPicPr>
+                    <pic:cNvPr id="1160997599" name="Picture 1160997599"/>
+                    <pic:cNvPicPr/>
+                  </pic:nvPicPr>
+                  <pic:blipFill>
+                    <a:blip r:embed="rId7">
+                      <a:extLst>
+                        <a:ext uri="{28A0092B-C50C-407E-A947-70E740481C1C}">
+                          <a14:useLocalDpi xmlns:a14="http://schemas.microsoft.com/office/drawing/2010/main" val="0"/>
+                        </a:ext>
+                      </a:extLst>
+                    </a:blip>
+                    <a:stretch>
+                      <a:fillRect/>
+                    </a:stretch>
+                  </pic:blipFill>
+                  <pic:spPr>
+                    <a:xfrm>
+                      <a:off x="0" y="0"/>
+                      <a:ext cx="5731510" cy="5032375"/>
+                    </a:xfrm>
+                    <a:prstGeom prst="rect">
+                      <a:avLst/>
+                    </a:prstGeom>
+                  </pic:spPr>
+                </pic:pic>
+              </a:graphicData>
+            </a:graphic>
+          </wp:inline>
+        </w:drawing>
+      </w:r>
+    </w:p>
+    <w:p>
+      <w:pPr>
+        <w:spacing w:after="200"/>
+        <w:jc w:val="center"/>
+        <w:rPr>
+          <w:b/>
+          <w:bCs/>
+          <w:color w:val="auto"/>
+          <w:sz w:val="28"/>
+          <w:szCs w:val="28"/>
+        </w:rPr>
+      </w:pPr>
+      <w:r>
+        <w:rPr>
+          <w:b/>
+          <w:bCs/>
+          <w:color w:val="auto"/>
+          <w:sz w:val="28"/>
+          <w:szCs w:val="28"/>
+        </w:rPr>
+        <w:t>IMG – 1 (</w:t>
+      </w:r>
+      <w:proofErr w:type="spellStart"/>
+      <w:r>
+        <w:rPr>
+          <w:b/>
+          <w:bCs/>
+          <w:color w:val="auto"/>
+          <w:sz w:val="28"/>
+          <w:szCs w:val="28"/>
+        </w:rPr>
+        <w:t>DashBoard</w:t>
+      </w:r>
+      <w:proofErr w:type="spellEnd"/>
+      <w:r>
+        <w:rPr>
+          <w:b/>
+          <w:bCs/>
+          <w:color w:val="auto"/>
+          <w:sz w:val="28"/>
+          <w:szCs w:val="28"/>
+        </w:rPr>
+        <w:t>)</w:t>
+      </w:r>
+    </w:p>
+    <w:p>
+      <w:pPr>
+        <w:spacing w:after="200"/>
+        <w:rPr>
+          <w:color w:val="auto"/>
+        </w:rPr>
+      </w:pPr>
+      <w:r>
+        <w:rPr>
+          <w:noProof/>
+          <w:color w:val="auto"/>
+        </w:rPr>
+        <w:lastRenderedPageBreak/>
+        <w:drawing>
+          <wp:inline distT="0" distB="0" distL="0" distR="0" wp14:anchorId="49E35749" wp14:editId="2A2A1196">
+            <wp:extent cx="5730875" cy="4256411"/>
+            <wp:effectExtent l="0" t="0" r="3175" b="0"/>
+            <wp:docPr id="1352744605" name="Picture 3"/>
+            <wp:cNvGraphicFramePr>
+              <a:graphicFrameLocks xmlns:a="http://schemas.openxmlformats.org/drawingml/2006/main" noChangeAspect="1"/>
+            </wp:cNvGraphicFramePr>
+            <a:graphic xmlns:a="http://schemas.openxmlformats.org/drawingml/2006/main">
+              <a:graphicData uri="http://schemas.openxmlformats.org/drawingml/2006/picture">
+                <pic:pic xmlns:pic="http://schemas.openxmlformats.org/drawingml/2006/picture">
+                  <pic:nvPicPr>
+                    <pic:cNvPr id="1352744605" name="Picture 1352744605"/>
+                    <pic:cNvPicPr/>
+                  </pic:nvPicPr>
+                  <pic:blipFill>
+                    <a:blip r:embed="rId8">
+                      <a:extLst>
+                        <a:ext uri="{28A0092B-C50C-407E-A947-70E740481C1C}">
+                          <a14:useLocalDpi xmlns:a14="http://schemas.microsoft.com/office/drawing/2010/main" val="0"/>
+                        </a:ext>
+                      </a:extLst>
+                    </a:blip>
+                    <a:stretch>
+                      <a:fillRect/>
+                    </a:stretch>
+                  </pic:blipFill>
+                  <pic:spPr>
+                    <a:xfrm>
+                      <a:off x="0" y="0"/>
+                      <a:ext cx="5742002" cy="4264675"/>
+                    </a:xfrm>
+                    <a:prstGeom prst="rect">
+                      <a:avLst/>
+                    </a:prstGeom>
+                  </pic:spPr>
+                </pic:pic>
+              </a:graphicData>
+            </a:graphic>
+          </wp:inline>
+        </w:drawing>
+      </w:r>
+    </w:p>
+    <w:p>
+      <w:pPr>
+        <w:spacing w:after="200"/>
+        <w:jc w:val="center"/>
+        <w:rPr>
+          <w:b/>
+          <w:bCs/>
+          <w:color w:val="auto"/>
+          <w:sz w:val="28"/>
+          <w:szCs w:val="28"/>
+        </w:rPr>
+      </w:pPr>
+      <w:r>
+        <w:rPr>
+          <w:b/>
+          <w:bCs/>
+          <w:color w:val="auto"/>
+          <w:sz w:val="28"/>
+          <w:szCs w:val="28"/>
+        </w:rPr>
+        <w:t>IMG – 2 (NL2SQL)</w:t>
+      </w:r>
+    </w:p>
+    <w:p>
+      <w:pPr>
+        <w:spacing w:after="200"/>
+        <w:rPr>
+          <w:color w:val="auto"/>
+        </w:rPr>
+      </w:pPr>
+    </w:p>
+    <w:p>
+      <w:pPr>
+        <w:spacing w:after="200"/>
+        <w:rPr>
+          <w:color w:val="auto"/>
+        </w:rPr>
+      </w:pPr>
+      <w:r>
+        <w:rPr>
+          <w:noProof/>
+          <w:color w:val="auto"/>
+        </w:rPr>
+        <w:drawing>
+          <wp:inline distT="0" distB="0" distL="0" distR="0" wp14:anchorId="013AD8DD" wp14:editId="1E1F1825">
+            <wp:extent cx="5729605" cy="3375176"/>
+            <wp:effectExtent l="0" t="0" r="4445" b="0"/>
+            <wp:docPr id="1755645489" name="Picture 4"/>
+            <wp:cNvGraphicFramePr>
+              <a:graphicFrameLocks xmlns:a="http://schemas.openxmlformats.org/drawingml/2006/main" noChangeAspect="1"/>
+            </wp:cNvGraphicFramePr>
+            <a:graphic xmlns:a="http://schemas.openxmlformats.org/drawingml/2006/main">
+              <a:graphicData uri="http://schemas.openxmlformats.org/drawingml/2006/picture">
+                <pic:pic xmlns:pic="http://schemas.openxmlformats.org/drawingml/2006/picture">
+                  <pic:nvPicPr>
+                    <pic:cNvPr id="1755645489" name="Picture 1755645489"/>
+                    <pic:cNvPicPr/>
+                  </pic:nvPicPr>
+                  <pic:blipFill>
+                    <a:blip r:embed="rId9" cstate="print">
+                      <a:extLst>
+                        <a:ext uri="{28A0092B-C50C-407E-A947-70E740481C1C}">
+                          <a14:useLocalDpi xmlns:a14="http://schemas.microsoft.com/office/drawing/2010/main" val="0"/>
+                        </a:ext>
+                      </a:extLst>
+                    </a:blip>
+                    <a:stretch>
+                      <a:fillRect/>
+                    </a:stretch>
+                  </pic:blipFill>
+                  <pic:spPr>
+                    <a:xfrm>
+                      <a:off x="0" y="0"/>
+                      <a:ext cx="5761702" cy="3394084"/>
+                    </a:xfrm>
+                    <a:prstGeom prst="rect">
+                      <a:avLst/>
+                    </a:prstGeom>
+                  </pic:spPr>
+                </pic:pic>
+              </a:graphicData>
+            </a:graphic>
+          </wp:inline>
+        </w:drawing>
+      </w:r>
+    </w:p>
+    <w:p>
+      <w:pPr>
+        <w:spacing w:after="200"/>
+        <w:jc w:val="center"/>
+        <w:rPr>
+          <w:b/>
+          <w:bCs/>
+          <w:color w:val="auto"/>
+          <w:sz w:val="28"/>
+          <w:szCs w:val="28"/>
+        </w:rPr>
+      </w:pPr>
+      <w:r>
+        <w:rPr>
+          <w:b/>
+          <w:bCs/>
+          <w:color w:val="auto"/>
+          <w:sz w:val="28"/>
+          <w:szCs w:val="28"/>
+        </w:rPr>
+        <w:t>IMG – 3 (Product Search)</w:t>
+      </w:r>
+    </w:p>
+    <w:p>
+      <w:pPr>
+        <w:spacing w:after="200"/>
+        <w:rPr>
+          <w:color w:val="auto"/>
+        </w:rPr>
+      </w:pPr>
+      <w:r>
+        <w:rPr>
+          <w:noProof/>
+          <w:color w:val="auto"/>
+        </w:rPr>
+        <w:lastRenderedPageBreak/>
+        <w:drawing>
+          <wp:inline distT="0" distB="0" distL="0" distR="0" wp14:anchorId="1666773B" wp14:editId="2D57D8A6">
+            <wp:extent cx="5777519" cy="3540125"/>
+            <wp:effectExtent l="0" t="0" r="0" b="3175"/>
+            <wp:docPr id="1810521250" name="Picture 5"/>
+            <wp:cNvGraphicFramePr>
+              <a:graphicFrameLocks xmlns:a="http://schemas.openxmlformats.org/drawingml/2006/main" noChangeAspect="1"/>
+            </wp:cNvGraphicFramePr>
+            <a:graphic xmlns:a="http://schemas.openxmlformats.org/drawingml/2006/main">
+              <a:graphicData uri="http://schemas.openxmlformats.org/drawingml/2006/picture">
+                <pic:pic xmlns:pic="http://schemas.openxmlformats.org/drawingml/2006/picture">
+                  <pic:nvPicPr>
+                    <pic:cNvPr id="1810521250" name="Picture 1810521250"/>
+                    <pic:cNvPicPr/>
+                  </pic:nvPicPr>
+                  <pic:blipFill>
+                    <a:blip r:embed="rId10" cstate="print">
+                      <a:extLst>
+                        <a:ext uri="{28A0092B-C50C-407E-A947-70E740481C1C}">
+                          <a14:useLocalDpi xmlns:a14="http://schemas.microsoft.com/office/drawing/2010/main" val="0"/>
+                        </a:ext>
+                      </a:extLst>
+                    </a:blip>
+                    <a:stretch>
+                      <a:fillRect/>
+                    </a:stretch>
+                  </pic:blipFill>
+                  <pic:spPr>
+                    <a:xfrm>
+                      <a:off x="0" y="0"/>
+                      <a:ext cx="5827981" cy="3571045"/>
+                    </a:xfrm>
+                    <a:prstGeom prst="rect">
+                      <a:avLst/>
+                    </a:prstGeom>
+                  </pic:spPr>
+                </pic:pic>
+              </a:graphicData>
+            </a:graphic>
+          </wp:inline>
+        </w:drawing>
+      </w:r>
+    </w:p>
+    <w:p>
+      <w:pPr>
+        <w:spacing w:after="200"/>
+        <w:jc w:val="center"/>
+        <w:rPr>
+          <w:b/>
+          <w:bCs/>
+          <w:color w:val="auto"/>
+          <w:sz w:val="28"/>
+          <w:szCs w:val="28"/>
+        </w:rPr>
+      </w:pPr>
+      <w:r>
+        <w:rPr>
+          <w:b/>
+          <w:bCs/>
+          <w:color w:val="auto"/>
+          <w:sz w:val="28"/>
+          <w:szCs w:val="28"/>
+        </w:rPr>
+        <w:t>IMG – 4 (</w:t>
+      </w:r>
+      <w:proofErr w:type="spellStart"/>
+      <w:r>
+        <w:rPr>
+          <w:b/>
+          <w:bCs/>
+          <w:color w:val="auto"/>
+        </w:rPr>
+        <w:t>Catalog</w:t>
+      </w:r>
+      <w:proofErr w:type="spellEnd"/>
+      <w:r>
+        <w:rPr>
+          <w:b/>
+          <w:bCs/>
+          <w:color w:val="auto"/>
+        </w:rPr>
+        <w:t xml:space="preserve"> Grid</w:t>
+      </w:r>
+      <w:r>
+        <w:rPr>
+          <w:b/>
+          <w:bCs/>
+          <w:color w:val="auto"/>
+          <w:sz w:val="28"/>
+          <w:szCs w:val="28"/>
+        </w:rPr>
+        <w:t>)</w:t>
+      </w:r>
+    </w:p>
+    <w:p>
+      <w:pPr>
+        <w:spacing w:after="200"/>
+        <w:rPr>
+          <w:color w:val="auto"/>
+        </w:rPr>
+      </w:pPr>
+    </w:p>
+    <w:p>
+      <w:pPr>
+        <w:spacing w:after="200"/>
+        <w:rPr>
+          <w:color w:val="auto"/>
+        </w:rPr>
+      </w:pPr>
+    </w:p>
+    <w:p>
+      <w:pPr>
         <w:pStyle w:val="Heading2"/>
         <w:rPr>
           <w:color w:val="auto"/>
         </w:rPr>
       </w:pPr>
-      <w:bookmarkStart w:id="9" w:name="_Toc234538925"/>
+      <w:bookmarkStart w:id="11" w:name="_Toc234574804"/>
       <w:r>
         <w:rPr>
           <w:color w:val="auto"/>
         </w:rPr>
         <w:t>3.2 Future Scaling &amp; Performance Improvements</w:t>
       </w:r>
-      <w:bookmarkEnd w:id="9"/>
+      <w:bookmarkEnd w:id="11"/>
     </w:p>
     <w:tbl>
       <w:tblPr>
-        <w:tblW w:w="9026" w:type="dxa"/>
+        <w:tblW w:w="9051" w:type="dxa"/>
         <w:tblBorders>
           <w:top w:val="single" w:sz="4" w:space="0" w:color="auto"/>
           <w:left w:val="single" w:sz="4" w:space="0" w:color="auto"/>
@@ -4603,14 +5558,17 @@
         <w:tblLook w:val="0000" w:firstRow="0" w:lastRow="0" w:firstColumn="0" w:lastColumn="0" w:noHBand="0" w:noVBand="0"/>
       </w:tblPr>
       <w:tblGrid>
-        <w:gridCol w:w="700"/>
-        <w:gridCol w:w="2600"/>
-        <w:gridCol w:w="5726"/>
+        <w:gridCol w:w="702"/>
+        <w:gridCol w:w="2607"/>
+        <w:gridCol w:w="5742"/>
       </w:tblGrid>
       <w:tr>
-        <w:tc>
-          <w:tcPr>
-            <w:tcW w:w="700" w:type="dxa"/>
+        <w:trPr>
+          <w:trHeight w:val="284"/>
+        </w:trPr>
+        <w:tc>
+          <w:tcPr>
+            <w:tcW w:w="702" w:type="dxa"/>
             <w:tcBorders>
               <w:top w:val="single" w:sz="4" w:space="0" w:color="BFBFBF"/>
               <w:left w:val="single" w:sz="4" w:space="0" w:color="BFBFBF"/>
@@ -4645,7 +5603,7 @@
         </w:tc>
         <w:tc>
           <w:tcPr>
-            <w:tcW w:w="2600" w:type="dxa"/>
+            <w:tcW w:w="2607" w:type="dxa"/>
             <w:tcBorders>
               <w:top w:val="single" w:sz="4" w:space="0" w:color="BFBFBF"/>
               <w:left w:val="single" w:sz="4" w:space="0" w:color="BFBFBF"/>
@@ -4680,7 +5638,7 @@
         </w:tc>
         <w:tc>
           <w:tcPr>
-            <w:tcW w:w="5726" w:type="dxa"/>
+            <w:tcW w:w="5742" w:type="dxa"/>
             <w:tcBorders>
               <w:top w:val="single" w:sz="4" w:space="0" w:color="BFBFBF"/>
               <w:left w:val="single" w:sz="4" w:space="0" w:color="BFBFBF"/>
@@ -4715,9 +5673,12 @@
         </w:tc>
       </w:tr>
       <w:tr>
-        <w:tc>
-          <w:tcPr>
-            <w:tcW w:w="700" w:type="dxa"/>
+        <w:trPr>
+          <w:trHeight w:val="852"/>
+        </w:trPr>
+        <w:tc>
+          <w:tcPr>
+            <w:tcW w:w="702" w:type="dxa"/>
             <w:tcBorders>
               <w:top w:val="single" w:sz="4" w:space="0" w:color="BFBFBF"/>
               <w:left w:val="single" w:sz="4" w:space="0" w:color="BFBFBF"/>
@@ -4753,7 +5714,7 @@
         </w:tc>
         <w:tc>
           <w:tcPr>
-            <w:tcW w:w="2600" w:type="dxa"/>
+            <w:tcW w:w="2607" w:type="dxa"/>
             <w:tcBorders>
               <w:top w:val="single" w:sz="4" w:space="0" w:color="BFBFBF"/>
               <w:left w:val="single" w:sz="4" w:space="0" w:color="BFBFBF"/>
@@ -4787,7 +5748,7 @@
         </w:tc>
         <w:tc>
           <w:tcPr>
-            <w:tcW w:w="5726" w:type="dxa"/>
+            <w:tcW w:w="5742" w:type="dxa"/>
             <w:tcBorders>
               <w:top w:val="single" w:sz="4" w:space="0" w:color="BFBFBF"/>
               <w:left w:val="single" w:sz="4" w:space="0" w:color="BFBFBF"/>
@@ -4813,15 +5774,54 @@
                 <w:sz w:val="19"/>
                 <w:szCs w:val="19"/>
               </w:rPr>
-              <w:t>As product catalogs scale beyond 10,000 styles, adjust HNSW vector index parameters (Max Connections “m” and ef_construction) to speed up cosine similarity matches.</w:t>
+              <w:t xml:space="preserve">As product </w:t>
+            </w:r>
+            <w:proofErr w:type="spellStart"/>
+            <w:r>
+              <w:rPr>
+                <w:color w:val="auto"/>
+                <w:sz w:val="19"/>
+                <w:szCs w:val="19"/>
+              </w:rPr>
+              <w:t>catalogs</w:t>
+            </w:r>
+            <w:proofErr w:type="spellEnd"/>
+            <w:r>
+              <w:rPr>
+                <w:color w:val="auto"/>
+                <w:sz w:val="19"/>
+                <w:szCs w:val="19"/>
+              </w:rPr>
+              <w:t xml:space="preserve"> scale beyond 10,000 styles, adjust HNSW vector index parameters (Max Connections “m” and </w:t>
+            </w:r>
+            <w:proofErr w:type="spellStart"/>
+            <w:r>
+              <w:rPr>
+                <w:color w:val="auto"/>
+                <w:sz w:val="19"/>
+                <w:szCs w:val="19"/>
+              </w:rPr>
+              <w:t>ef_construction</w:t>
+            </w:r>
+            <w:proofErr w:type="spellEnd"/>
+            <w:r>
+              <w:rPr>
+                <w:color w:val="auto"/>
+                <w:sz w:val="19"/>
+                <w:szCs w:val="19"/>
+              </w:rPr>
+              <w:t>) to speed up cosine similarity matches.</w:t>
             </w:r>
           </w:p>
         </w:tc>
       </w:tr>
       <w:tr>
-        <w:tc>
-          <w:tcPr>
-            <w:tcW w:w="700" w:type="dxa"/>
+        <w:trPr>
+          <w:trHeight w:val="835"/>
+        </w:trPr>
+        <w:tc>
+          <w:tcPr>
+            <w:tcW w:w="702" w:type="dxa"/>
             <w:tcBorders>
               <w:top w:val="single" w:sz="4" w:space="0" w:color="BFBFBF"/>
               <w:left w:val="single" w:sz="4" w:space="0" w:color="BFBFBF"/>
@@ -4858,7 +5858,7 @@
         </w:tc>
         <w:tc>
           <w:tcPr>
-            <w:tcW w:w="2600" w:type="dxa"/>
+            <w:tcW w:w="2607" w:type="dxa"/>
             <w:tcBorders>
               <w:top w:val="single" w:sz="4" w:space="0" w:color="BFBFBF"/>
               <w:left w:val="single" w:sz="4" w:space="0" w:color="BFBFBF"/>
@@ -4893,7 +5893,7 @@
         </w:tc>
         <w:tc>
           <w:tcPr>
-            <w:tcW w:w="5726" w:type="dxa"/>
+            <w:tcW w:w="5742" w:type="dxa"/>
             <w:tcBorders>
               <w:top w:val="single" w:sz="4" w:space="0" w:color="BFBFBF"/>
               <w:left w:val="single" w:sz="4" w:space="0" w:color="BFBFBF"/>
@@ -4919,33 +5919,54 @@
                 <w:sz w:val="19"/>
                 <w:szCs w:val="19"/>
               </w:rPr>
-              <w:t>Revoke database-level execute permissions on exec_</w:t>
-            </w:r>
-            <w:proofErr w:type="gramStart"/>
+              <w:t xml:space="preserve">Revoke database-level execute permissions on </w:t>
+            </w:r>
+            <w:proofErr w:type="spellStart"/>
             <w:r>
               <w:rPr>
                 <w:color w:val="auto"/>
                 <w:sz w:val="19"/>
                 <w:szCs w:val="19"/>
               </w:rPr>
-              <w:t>sql(</w:t>
-            </w:r>
-            <w:proofErr w:type="gramEnd"/>
+              <w:t>exec_</w:t>
+            </w:r>
+            <w:proofErr w:type="gramStart"/>
             <w:r>
               <w:rPr>
                 <w:color w:val="auto"/>
                 <w:sz w:val="19"/>
                 <w:szCs w:val="19"/>
               </w:rPr>
+              <w:t>sql</w:t>
+            </w:r>
+            <w:proofErr w:type="spellEnd"/>
+            <w:r>
+              <w:rPr>
+                <w:color w:val="auto"/>
+                <w:sz w:val="19"/>
+                <w:szCs w:val="19"/>
+              </w:rPr>
+              <w:t>(</w:t>
+            </w:r>
+            <w:proofErr w:type="gramEnd"/>
+            <w:r>
+              <w:rPr>
+                <w:color w:val="auto"/>
+                <w:sz w:val="19"/>
+                <w:szCs w:val="19"/>
+              </w:rPr>
               <w:t>) from public roles. Implement AST parsing in Express to ensure generated queries only perform read operations.</w:t>
             </w:r>
           </w:p>
         </w:tc>
       </w:tr>
       <w:tr>
-        <w:tc>
-          <w:tcPr>
-            <w:tcW w:w="700" w:type="dxa"/>
+        <w:trPr>
+          <w:trHeight w:val="852"/>
+        </w:trPr>
+        <w:tc>
+          <w:tcPr>
+            <w:tcW w:w="702" w:type="dxa"/>
             <w:tcBorders>
               <w:top w:val="single" w:sz="4" w:space="0" w:color="BFBFBF"/>
               <w:left w:val="single" w:sz="4" w:space="0" w:color="BFBFBF"/>
@@ -4981,7 +6002,7 @@
         </w:tc>
         <w:tc>
           <w:tcPr>
-            <w:tcW w:w="2600" w:type="dxa"/>
+            <w:tcW w:w="2607" w:type="dxa"/>
             <w:tcBorders>
               <w:top w:val="single" w:sz="4" w:space="0" w:color="BFBFBF"/>
               <w:left w:val="single" w:sz="4" w:space="0" w:color="BFBFBF"/>
@@ -5015,7 +6036,7 @@
         </w:tc>
         <w:tc>
           <w:tcPr>
-            <w:tcW w:w="5726" w:type="dxa"/>
+            <w:tcW w:w="5742" w:type="dxa"/>
             <w:tcBorders>
               <w:top w:val="single" w:sz="4" w:space="0" w:color="BFBFBF"/>
               <w:left w:val="single" w:sz="4" w:space="0" w:color="BFBFBF"/>
@@ -5041,15 +6062,36 @@
                 <w:sz w:val="19"/>
                 <w:szCs w:val="19"/>
               </w:rPr>
-              <w:t>Use database triggers or webhooks to process newly added styles. Offload vector calculations to background queue workers (e.g. BullMQ) to avoid blocking the main server thread.</w:t>
+              <w:t xml:space="preserve">Use database triggers or webhooks to process newly added styles. Offload vector calculations to background queue workers (e.g. </w:t>
+            </w:r>
+            <w:proofErr w:type="spellStart"/>
+            <w:r>
+              <w:rPr>
+                <w:color w:val="auto"/>
+                <w:sz w:val="19"/>
+                <w:szCs w:val="19"/>
+              </w:rPr>
+              <w:t>BullMQ</w:t>
+            </w:r>
+            <w:proofErr w:type="spellEnd"/>
+            <w:r>
+              <w:rPr>
+                <w:color w:val="auto"/>
+                <w:sz w:val="19"/>
+                <w:szCs w:val="19"/>
+              </w:rPr>
+              <w:t>) to avoid blocking the main server thread.</w:t>
             </w:r>
           </w:p>
         </w:tc>
       </w:tr>
       <w:tr>
-        <w:tc>
-          <w:tcPr>
-            <w:tcW w:w="700" w:type="dxa"/>
+        <w:trPr>
+          <w:trHeight w:val="852"/>
+        </w:trPr>
+        <w:tc>
+          <w:tcPr>
+            <w:tcW w:w="702" w:type="dxa"/>
             <w:tcBorders>
               <w:top w:val="single" w:sz="4" w:space="0" w:color="BFBFBF"/>
               <w:left w:val="single" w:sz="4" w:space="0" w:color="BFBFBF"/>
@@ -5086,7 +6128,7 @@
         </w:tc>
         <w:tc>
           <w:tcPr>
-            <w:tcW w:w="2600" w:type="dxa"/>
+            <w:tcW w:w="2607" w:type="dxa"/>
             <w:tcBorders>
               <w:top w:val="single" w:sz="4" w:space="0" w:color="BFBFBF"/>
               <w:left w:val="single" w:sz="4" w:space="0" w:color="BFBFBF"/>
@@ -5121,7 +6163,7 @@
         </w:tc>
         <w:tc>
           <w:tcPr>
-            <w:tcW w:w="5726" w:type="dxa"/>
+            <w:tcW w:w="5742" w:type="dxa"/>
             <w:tcBorders>
               <w:top w:val="single" w:sz="4" w:space="0" w:color="BFBFBF"/>
               <w:left w:val="single" w:sz="4" w:space="0" w:color="BFBFBF"/>
@@ -5177,10 +6219,10 @@
       </w:pPr>
     </w:p>
     <w:sectPr>
-      <w:headerReference w:type="default" r:id="rId7"/>
-      <w:footerReference w:type="default" r:id="rId8"/>
-      <w:headerReference w:type="first" r:id="rId9"/>
-      <w:footerReference w:type="first" r:id="rId10"/>
+      <w:headerReference w:type="default" r:id="rId11"/>
+      <w:footerReference w:type="default" r:id="rId12"/>
+      <w:headerReference w:type="first" r:id="rId13"/>
+      <w:footerReference w:type="first" r:id="rId14"/>
       <w:pgSz w:w="11906" w:h="16838"/>
       <w:pgMar w:top="1440" w:right="1440" w:bottom="1440" w:left="1440" w:header="708" w:footer="708" w:gutter="0"/>
       <w:cols w:space="720"/>
@@ -6007,6 +7049,7 @@
   <w:style w:type="paragraph" w:default="1" w:styleId="Normal">
     <w:name w:val="Normal"/>
     <w:qFormat/>
+    <w:rsid w:val="00F71466"/>
   </w:style>
   <w:style w:type="paragraph" w:styleId="Heading1">
     <w:name w:val="heading 1"/>

--- a/WFX-AI-ERP-Technical-Documentation.docx
+++ b/WFX-AI-ERP-Technical-Documentation.docx
@@ -1630,20 +1630,30 @@
                 <w:sz w:val="19"/>
                 <w:szCs w:val="19"/>
               </w:rPr>
-              <w:t>Generates 512-dimensional vector embeddings for text and image files using the clip-vit-base-patch32 model.</w:t>
+              <w:t xml:space="preserve">Generates 512-dimensional vector embeddings locally in-process for text and images using the </w:t>
+            </w:r>
+            <w:proofErr w:type="spellStart"/>
+            <w:r>
+              <w:rPr>
+                <w:color w:val="auto"/>
+                <w:sz w:val="19"/>
+                <w:szCs w:val="19"/>
+              </w:rPr>
+              <w:t>Xenova</w:t>
+            </w:r>
+            <w:proofErr w:type="spellEnd"/>
+            <w:r>
+              <w:rPr>
+                <w:color w:val="auto"/>
+                <w:sz w:val="19"/>
+                <w:szCs w:val="19"/>
+              </w:rPr>
+              <w:t xml:space="preserve"> clip-vit-base-patch32 model.</w:t>
             </w:r>
           </w:p>
         </w:tc>
       </w:tr>
     </w:tbl>
-    <w:p>
-      <w:pPr>
-        <w:spacing w:after="200"/>
-        <w:rPr>
-          <w:color w:val="auto"/>
-        </w:rPr>
-      </w:pPr>
-    </w:p>
     <w:p>
       <w:pPr>
         <w:pStyle w:val="Heading2"/>
@@ -1941,28 +1951,8 @@
       <w:r>
         <w:rPr>
           <w:color w:val="auto"/>
-          <w:sz w:val="20"/>
-          <w:szCs w:val="20"/>
-        </w:rPr>
-        <w:t xml:space="preserve">Backend routes the input to </w:t>
-      </w:r>
-      <w:proofErr w:type="spellStart"/>
-      <w:r>
-        <w:rPr>
-          <w:color w:val="auto"/>
-          <w:sz w:val="20"/>
-          <w:szCs w:val="20"/>
-        </w:rPr>
-        <w:t>HuggingFace</w:t>
-      </w:r>
-      <w:proofErr w:type="spellEnd"/>
-      <w:r>
-        <w:rPr>
-          <w:color w:val="auto"/>
-          <w:sz w:val="20"/>
-          <w:szCs w:val="20"/>
-        </w:rPr>
-        <w:t xml:space="preserve"> CLIP to generate a 512-dimensional embedding.</w:t>
+        </w:rPr>
+        <w:t>Backend processes the input locally using Transformers.js (CLIP) to generate a 512-dimensional embedding.</w:t>
       </w:r>
     </w:p>
     <w:p>
@@ -2400,6 +2390,20 @@
                 <w:szCs w:val="19"/>
               </w:rPr>
               <w:t>Deploy the Express server. Add environment variables: SUPABASE_URL, SUPABASE_KEY, JWT_SECRET, OPENROUTER_API_KEY, HUGGINGFACE_TOKEN.</w:t>
+            </w:r>
+            <w:r>
+              <w:rPr>
+                <w:color w:val="auto"/>
+                <w:sz w:val="19"/>
+                <w:szCs w:val="19"/>
+              </w:rPr>
+              <w:br/>
+            </w:r>
+            <w:r>
+              <w:rPr>
+                <w:color w:val="auto"/>
+              </w:rPr>
+              <w:t>Used solely by Transformers.js to authenticate model downloads from Hugging Face Hub during server startup.</w:t>
             </w:r>
           </w:p>
         </w:tc>
@@ -6191,14 +6195,16 @@
               </w:rPr>
               <w:t xml:space="preserve">Cache frequently </w:t>
             </w:r>
-            <w:r>
-              <w:rPr>
-                <w:color w:val="auto"/>
-                <w:sz w:val="19"/>
-                <w:szCs w:val="19"/>
-              </w:rPr>
-              <w:t>runs</w:t>
-            </w:r>
+            <w:proofErr w:type="gramStart"/>
+            <w:r>
+              <w:rPr>
+                <w:color w:val="auto"/>
+                <w:sz w:val="19"/>
+                <w:szCs w:val="19"/>
+              </w:rPr>
+              <w:t>run</w:t>
+            </w:r>
+            <w:proofErr w:type="gramEnd"/>
             <w:r>
               <w:rPr>
                 <w:color w:val="auto"/>
@@ -7148,7 +7154,6 @@
   <w:style w:type="character" w:default="1" w:styleId="DefaultParagraphFont">
     <w:name w:val="Default Paragraph Font"/>
     <w:uiPriority w:val="1"/>
-    <w:semiHidden/>
     <w:unhideWhenUsed/>
   </w:style>
   <w:style w:type="table" w:default="1" w:styleId="TableNormal">
